--- a/Docs/SmartDQC_Technical_System_Design_v1.0.docx
+++ b/Docs/SmartDQC_Technical_System_Design_v1.0.docx
@@ -602,12 +602,6 @@
         <w:gridCol w:w="6160"/>
       </w:tblGrid>
       <w:tr>
-        <w:tblPrEx>
-          <w:tblCellMar>
-            <w:top w:w="0" w:type="dxa"/>
-            <w:bottom w:w="0" w:type="dxa"/>
-          </w:tblCellMar>
-        </w:tblPrEx>
         <w:tc>
           <w:tcPr>
             <w:tcW w:w="3200" w:type="dxa"/>
@@ -666,12 +660,6 @@
         </w:tc>
       </w:tr>
       <w:tr>
-        <w:tblPrEx>
-          <w:tblCellMar>
-            <w:top w:w="0" w:type="dxa"/>
-            <w:bottom w:w="0" w:type="dxa"/>
-          </w:tblCellMar>
-        </w:tblPrEx>
         <w:tc>
           <w:tcPr>
             <w:tcW w:w="3200" w:type="dxa"/>
@@ -729,25 +717,12 @@
                 <w:sz w:val="18"/>
                 <w:szCs w:val="18"/>
               </w:rPr>
-              <w:t>.</w:t>
-            </w:r>
-            <w:r>
-              <w:rPr>
-                <w:sz w:val="18"/>
-                <w:szCs w:val="18"/>
-              </w:rPr>
-              <w:t xml:space="preserve"> Technical System Design</w:t>
+              <w:t>. Technical System Design</w:t>
             </w:r>
           </w:p>
         </w:tc>
       </w:tr>
       <w:tr>
-        <w:tblPrEx>
-          <w:tblCellMar>
-            <w:top w:w="0" w:type="dxa"/>
-            <w:bottom w:w="0" w:type="dxa"/>
-          </w:tblCellMar>
-        </w:tblPrEx>
         <w:tc>
           <w:tcPr>
             <w:tcW w:w="3200" w:type="dxa"/>
@@ -804,12 +779,6 @@
         </w:tc>
       </w:tr>
       <w:tr>
-        <w:tblPrEx>
-          <w:tblCellMar>
-            <w:top w:w="0" w:type="dxa"/>
-            <w:bottom w:w="0" w:type="dxa"/>
-          </w:tblCellMar>
-        </w:tblPrEx>
         <w:tc>
           <w:tcPr>
             <w:tcW w:w="3200" w:type="dxa"/>
@@ -864,12 +833,6 @@
         </w:tc>
       </w:tr>
       <w:tr>
-        <w:tblPrEx>
-          <w:tblCellMar>
-            <w:top w:w="0" w:type="dxa"/>
-            <w:bottom w:w="0" w:type="dxa"/>
-          </w:tblCellMar>
-        </w:tblPrEx>
         <w:tc>
           <w:tcPr>
             <w:tcW w:w="3200" w:type="dxa"/>
@@ -926,12 +889,6 @@
         </w:tc>
       </w:tr>
       <w:tr>
-        <w:tblPrEx>
-          <w:tblCellMar>
-            <w:top w:w="0" w:type="dxa"/>
-            <w:bottom w:w="0" w:type="dxa"/>
-          </w:tblCellMar>
-        </w:tblPrEx>
         <w:tc>
           <w:tcPr>
             <w:tcW w:w="3200" w:type="dxa"/>
@@ -986,12 +943,6 @@
         </w:tc>
       </w:tr>
       <w:tr>
-        <w:tblPrEx>
-          <w:tblCellMar>
-            <w:top w:w="0" w:type="dxa"/>
-            <w:bottom w:w="0" w:type="dxa"/>
-          </w:tblCellMar>
-        </w:tblPrEx>
         <w:tc>
           <w:tcPr>
             <w:tcW w:w="3200" w:type="dxa"/>
@@ -1076,12 +1027,6 @@
         </w:tc>
       </w:tr>
       <w:tr>
-        <w:tblPrEx>
-          <w:tblCellMar>
-            <w:top w:w="0" w:type="dxa"/>
-            <w:bottom w:w="0" w:type="dxa"/>
-          </w:tblCellMar>
-        </w:tblPrEx>
         <w:tc>
           <w:tcPr>
             <w:tcW w:w="3200" w:type="dxa"/>
@@ -1130,25 +1075,12 @@
                 <w:sz w:val="18"/>
                 <w:szCs w:val="18"/>
               </w:rPr>
-              <w:t>Local.</w:t>
-            </w:r>
-            <w:r>
-              <w:rPr>
-                <w:sz w:val="18"/>
-                <w:szCs w:val="18"/>
-              </w:rPr>
-              <w:t xml:space="preserve"> KKM Laptop (RTX 5060, 8 GB VRAM)</w:t>
+              <w:t>Local. KKM Laptop (RTX 5060, 8 GB VRAM)</w:t>
             </w:r>
           </w:p>
         </w:tc>
       </w:tr>
       <w:tr>
-        <w:tblPrEx>
-          <w:tblCellMar>
-            <w:top w:w="0" w:type="dxa"/>
-            <w:bottom w:w="0" w:type="dxa"/>
-          </w:tblCellMar>
-        </w:tblPrEx>
         <w:tc>
           <w:tcPr>
             <w:tcW w:w="3200" w:type="dxa"/>
@@ -1205,12 +1137,6 @@
         </w:tc>
       </w:tr>
       <w:tr>
-        <w:tblPrEx>
-          <w:tblCellMar>
-            <w:top w:w="0" w:type="dxa"/>
-            <w:bottom w:w="0" w:type="dxa"/>
-          </w:tblCellMar>
-        </w:tblPrEx>
         <w:tc>
           <w:tcPr>
             <w:tcW w:w="3200" w:type="dxa"/>
@@ -1294,12 +1220,6 @@
         <w:gridCol w:w="3860"/>
       </w:tblGrid>
       <w:tr>
-        <w:tblPrEx>
-          <w:tblCellMar>
-            <w:top w:w="0" w:type="dxa"/>
-            <w:bottom w:w="0" w:type="dxa"/>
-          </w:tblCellMar>
-        </w:tblPrEx>
         <w:tc>
           <w:tcPr>
             <w:tcW w:w="1200" w:type="dxa"/>
@@ -1414,12 +1334,6 @@
         </w:tc>
       </w:tr>
       <w:tr>
-        <w:tblPrEx>
-          <w:tblCellMar>
-            <w:top w:w="0" w:type="dxa"/>
-            <w:bottom w:w="0" w:type="dxa"/>
-          </w:tblCellMar>
-        </w:tblPrEx>
         <w:tc>
           <w:tcPr>
             <w:tcW w:w="1200" w:type="dxa"/>
@@ -4732,10 +4646,7 @@
       </w:pPr>
       <w:bookmarkStart w:id="2" w:name="_Toc229724878"/>
       <w:r>
-        <w:t>1.1 Executive</w:t>
-      </w:r>
-      <w:r>
-        <w:t xml:space="preserve"> Summary</w:t>
+        <w:t>1.1 Executive Summary</w:t>
       </w:r>
       <w:bookmarkEnd w:id="2"/>
     </w:p>
@@ -4834,10 +4745,7 @@
       </w:pPr>
       <w:bookmarkStart w:id="3" w:name="_Toc229724879"/>
       <w:r>
-        <w:t>1.2 Design</w:t>
-      </w:r>
-      <w:r>
-        <w:t xml:space="preserve"> Context &amp; Early Decisions</w:t>
+        <w:t>1.2 Design Context &amp; Early Decisions</w:t>
       </w:r>
       <w:bookmarkEnd w:id="3"/>
     </w:p>
@@ -4954,10 +4862,7 @@
       </w:pPr>
       <w:bookmarkStart w:id="4" w:name="_Toc229724880"/>
       <w:r>
-        <w:t>1.3 Glossary</w:t>
-      </w:r>
-      <w:r>
-        <w:t xml:space="preserve"> of Terms &amp; Acronyms</w:t>
+        <w:t>1.3 Glossary of Terms &amp; Acronyms</w:t>
       </w:r>
       <w:bookmarkEnd w:id="4"/>
     </w:p>
@@ -4988,12 +4893,6 @@
         <w:gridCol w:w="6560"/>
       </w:tblGrid>
       <w:tr>
-        <w:tblPrEx>
-          <w:tblCellMar>
-            <w:top w:w="0" w:type="dxa"/>
-            <w:bottom w:w="0" w:type="dxa"/>
-          </w:tblCellMar>
-        </w:tblPrEx>
         <w:tc>
           <w:tcPr>
             <w:tcW w:w="2800" w:type="dxa"/>
@@ -5052,12 +4951,6 @@
         </w:tc>
       </w:tr>
       <w:tr>
-        <w:tblPrEx>
-          <w:tblCellMar>
-            <w:top w:w="0" w:type="dxa"/>
-            <w:bottom w:w="0" w:type="dxa"/>
-          </w:tblCellMar>
-        </w:tblPrEx>
         <w:tc>
           <w:tcPr>
             <w:tcW w:w="2800" w:type="dxa"/>
@@ -5140,12 +5033,6 @@
         </w:tc>
       </w:tr>
       <w:tr>
-        <w:tblPrEx>
-          <w:tblCellMar>
-            <w:top w:w="0" w:type="dxa"/>
-            <w:bottom w:w="0" w:type="dxa"/>
-          </w:tblCellMar>
-        </w:tblPrEx>
         <w:tc>
           <w:tcPr>
             <w:tcW w:w="2800" w:type="dxa"/>
@@ -5246,12 +5133,6 @@
         </w:tc>
       </w:tr>
       <w:tr>
-        <w:tblPrEx>
-          <w:tblCellMar>
-            <w:top w:w="0" w:type="dxa"/>
-            <w:bottom w:w="0" w:type="dxa"/>
-          </w:tblCellMar>
-        </w:tblPrEx>
         <w:tc>
           <w:tcPr>
             <w:tcW w:w="2800" w:type="dxa"/>
@@ -5320,12 +5201,6 @@
         </w:tc>
       </w:tr>
       <w:tr>
-        <w:tblPrEx>
-          <w:tblCellMar>
-            <w:top w:w="0" w:type="dxa"/>
-            <w:bottom w:w="0" w:type="dxa"/>
-          </w:tblCellMar>
-        </w:tblPrEx>
         <w:tc>
           <w:tcPr>
             <w:tcW w:w="2800" w:type="dxa"/>
@@ -5383,12 +5258,6 @@
         </w:tc>
       </w:tr>
       <w:tr>
-        <w:tblPrEx>
-          <w:tblCellMar>
-            <w:top w:w="0" w:type="dxa"/>
-            <w:bottom w:w="0" w:type="dxa"/>
-          </w:tblCellMar>
-        </w:tblPrEx>
         <w:tc>
           <w:tcPr>
             <w:tcW w:w="2800" w:type="dxa"/>
@@ -5445,12 +5314,6 @@
         </w:tc>
       </w:tr>
       <w:tr>
-        <w:tblPrEx>
-          <w:tblCellMar>
-            <w:top w:w="0" w:type="dxa"/>
-            <w:bottom w:w="0" w:type="dxa"/>
-          </w:tblCellMar>
-        </w:tblPrEx>
         <w:tc>
           <w:tcPr>
             <w:tcW w:w="2800" w:type="dxa"/>
@@ -5521,12 +5384,6 @@
         </w:tc>
       </w:tr>
       <w:tr>
-        <w:tblPrEx>
-          <w:tblCellMar>
-            <w:top w:w="0" w:type="dxa"/>
-            <w:bottom w:w="0" w:type="dxa"/>
-          </w:tblCellMar>
-        </w:tblPrEx>
         <w:tc>
           <w:tcPr>
             <w:tcW w:w="2800" w:type="dxa"/>
@@ -5595,12 +5452,6 @@
         </w:tc>
       </w:tr>
       <w:tr>
-        <w:tblPrEx>
-          <w:tblCellMar>
-            <w:top w:w="0" w:type="dxa"/>
-            <w:bottom w:w="0" w:type="dxa"/>
-          </w:tblCellMar>
-        </w:tblPrEx>
         <w:tc>
           <w:tcPr>
             <w:tcW w:w="2800" w:type="dxa"/>
@@ -5671,12 +5522,6 @@
         </w:tc>
       </w:tr>
       <w:tr>
-        <w:tblPrEx>
-          <w:tblCellMar>
-            <w:top w:w="0" w:type="dxa"/>
-            <w:bottom w:w="0" w:type="dxa"/>
-          </w:tblCellMar>
-        </w:tblPrEx>
         <w:tc>
           <w:tcPr>
             <w:tcW w:w="2800" w:type="dxa"/>
@@ -5745,12 +5590,6 @@
         </w:tc>
       </w:tr>
       <w:tr>
-        <w:tblPrEx>
-          <w:tblCellMar>
-            <w:top w:w="0" w:type="dxa"/>
-            <w:bottom w:w="0" w:type="dxa"/>
-          </w:tblCellMar>
-        </w:tblPrEx>
         <w:tc>
           <w:tcPr>
             <w:tcW w:w="2800" w:type="dxa"/>
@@ -5801,50 +5640,12 @@
                 <w:sz w:val="18"/>
                 <w:szCs w:val="18"/>
               </w:rPr>
-              <w:t xml:space="preserve">A structured narrative framework (Who, </w:t>
-            </w:r>
-            <w:proofErr w:type="gramStart"/>
-            <w:r>
-              <w:rPr>
-                <w:sz w:val="18"/>
-                <w:szCs w:val="18"/>
-              </w:rPr>
-              <w:t>What</w:t>
-            </w:r>
-            <w:proofErr w:type="gramEnd"/>
-            <w:r>
-              <w:rPr>
-                <w:sz w:val="18"/>
-                <w:szCs w:val="18"/>
-              </w:rPr>
-              <w:t xml:space="preserve">, When, Where, </w:t>
-            </w:r>
-            <w:proofErr w:type="gramStart"/>
-            <w:r>
-              <w:rPr>
-                <w:sz w:val="18"/>
-                <w:szCs w:val="18"/>
-              </w:rPr>
-              <w:t>Why</w:t>
-            </w:r>
-            <w:proofErr w:type="gramEnd"/>
-            <w:r>
-              <w:rPr>
-                <w:sz w:val="18"/>
-                <w:szCs w:val="18"/>
-              </w:rPr>
-              <w:t>, How) used to organise all AI-generated insights.</w:t>
+              <w:t>A structured narrative framework (Who, What, When, Where, Why, How) used to organise all AI-generated insights.</w:t>
             </w:r>
           </w:p>
         </w:tc>
       </w:tr>
       <w:tr>
-        <w:tblPrEx>
-          <w:tblCellMar>
-            <w:top w:w="0" w:type="dxa"/>
-            <w:bottom w:w="0" w:type="dxa"/>
-          </w:tblCellMar>
-        </w:tblPrEx>
         <w:tc>
           <w:tcPr>
             <w:tcW w:w="2800" w:type="dxa"/>
@@ -5913,12 +5714,6 @@
         </w:tc>
       </w:tr>
       <w:tr>
-        <w:tblPrEx>
-          <w:tblCellMar>
-            <w:top w:w="0" w:type="dxa"/>
-            <w:bottom w:w="0" w:type="dxa"/>
-          </w:tblCellMar>
-        </w:tblPrEx>
         <w:tc>
           <w:tcPr>
             <w:tcW w:w="2800" w:type="dxa"/>
@@ -5989,12 +5784,6 @@
         </w:tc>
       </w:tr>
       <w:tr>
-        <w:tblPrEx>
-          <w:tblCellMar>
-            <w:top w:w="0" w:type="dxa"/>
-            <w:bottom w:w="0" w:type="dxa"/>
-          </w:tblCellMar>
-        </w:tblPrEx>
         <w:tc>
           <w:tcPr>
             <w:tcW w:w="2800" w:type="dxa"/>
@@ -6049,12 +5838,6 @@
         </w:tc>
       </w:tr>
       <w:tr>
-        <w:tblPrEx>
-          <w:tblCellMar>
-            <w:top w:w="0" w:type="dxa"/>
-            <w:bottom w:w="0" w:type="dxa"/>
-          </w:tblCellMar>
-        </w:tblPrEx>
         <w:tc>
           <w:tcPr>
             <w:tcW w:w="2800" w:type="dxa"/>
@@ -6125,12 +5908,6 @@
         </w:tc>
       </w:tr>
       <w:tr>
-        <w:tblPrEx>
-          <w:tblCellMar>
-            <w:top w:w="0" w:type="dxa"/>
-            <w:bottom w:w="0" w:type="dxa"/>
-          </w:tblCellMar>
-        </w:tblPrEx>
         <w:tc>
           <w:tcPr>
             <w:tcW w:w="2800" w:type="dxa"/>
@@ -6185,12 +5962,6 @@
         </w:tc>
       </w:tr>
       <w:tr>
-        <w:tblPrEx>
-          <w:tblCellMar>
-            <w:top w:w="0" w:type="dxa"/>
-            <w:bottom w:w="0" w:type="dxa"/>
-          </w:tblCellMar>
-        </w:tblPrEx>
         <w:tc>
           <w:tcPr>
             <w:tcW w:w="2800" w:type="dxa"/>
@@ -6261,12 +6032,6 @@
         </w:tc>
       </w:tr>
       <w:tr>
-        <w:tblPrEx>
-          <w:tblCellMar>
-            <w:top w:w="0" w:type="dxa"/>
-            <w:bottom w:w="0" w:type="dxa"/>
-          </w:tblCellMar>
-        </w:tblPrEx>
         <w:tc>
           <w:tcPr>
             <w:tcW w:w="2800" w:type="dxa"/>
@@ -6321,12 +6086,6 @@
         </w:tc>
       </w:tr>
       <w:tr>
-        <w:tblPrEx>
-          <w:tblCellMar>
-            <w:top w:w="0" w:type="dxa"/>
-            <w:bottom w:w="0" w:type="dxa"/>
-          </w:tblCellMar>
-        </w:tblPrEx>
         <w:tc>
           <w:tcPr>
             <w:tcW w:w="2800" w:type="dxa"/>
@@ -6414,10 +6173,7 @@
       </w:pPr>
       <w:bookmarkStart w:id="6" w:name="_Toc229724882"/>
       <w:r>
-        <w:t>2.1 How</w:t>
-      </w:r>
-      <w:r>
-        <w:t xml:space="preserve"> the System Behaves</w:t>
+        <w:t>2.1 How the System Behaves</w:t>
       </w:r>
       <w:bookmarkEnd w:id="6"/>
     </w:p>
@@ -6462,12 +6218,6 @@
         <w:gridCol w:w="2400"/>
       </w:tblGrid>
       <w:tr>
-        <w:tblPrEx>
-          <w:tblCellMar>
-            <w:top w:w="0" w:type="dxa"/>
-            <w:bottom w:w="0" w:type="dxa"/>
-          </w:tblCellMar>
-        </w:tblPrEx>
         <w:tc>
           <w:tcPr>
             <w:tcW w:w="2600" w:type="dxa"/>
@@ -6554,12 +6304,6 @@
         </w:tc>
       </w:tr>
       <w:tr>
-        <w:tblPrEx>
-          <w:tblCellMar>
-            <w:top w:w="0" w:type="dxa"/>
-            <w:bottom w:w="0" w:type="dxa"/>
-          </w:tblCellMar>
-        </w:tblPrEx>
         <w:tc>
           <w:tcPr>
             <w:tcW w:w="2600" w:type="dxa"/>
@@ -6656,12 +6400,6 @@
         </w:tc>
       </w:tr>
       <w:tr>
-        <w:tblPrEx>
-          <w:tblCellMar>
-            <w:top w:w="0" w:type="dxa"/>
-            <w:bottom w:w="0" w:type="dxa"/>
-          </w:tblCellMar>
-        </w:tblPrEx>
         <w:tc>
           <w:tcPr>
             <w:tcW w:w="2600" w:type="dxa"/>
@@ -6761,12 +6499,6 @@
         </w:tc>
       </w:tr>
       <w:tr>
-        <w:tblPrEx>
-          <w:tblCellMar>
-            <w:top w:w="0" w:type="dxa"/>
-            <w:bottom w:w="0" w:type="dxa"/>
-          </w:tblCellMar>
-        </w:tblPrEx>
         <w:tc>
           <w:tcPr>
             <w:tcW w:w="2600" w:type="dxa"/>
@@ -6847,12 +6579,6 @@
         </w:tc>
       </w:tr>
       <w:tr>
-        <w:tblPrEx>
-          <w:tblCellMar>
-            <w:top w:w="0" w:type="dxa"/>
-            <w:bottom w:w="0" w:type="dxa"/>
-          </w:tblCellMar>
-        </w:tblPrEx>
         <w:tc>
           <w:tcPr>
             <w:tcW w:w="2600" w:type="dxa"/>
@@ -6936,12 +6662,6 @@
         </w:tc>
       </w:tr>
       <w:tr>
-        <w:tblPrEx>
-          <w:tblCellMar>
-            <w:top w:w="0" w:type="dxa"/>
-            <w:bottom w:w="0" w:type="dxa"/>
-          </w:tblCellMar>
-        </w:tblPrEx>
         <w:tc>
           <w:tcPr>
             <w:tcW w:w="2600" w:type="dxa"/>
@@ -7022,12 +6742,6 @@
         </w:tc>
       </w:tr>
       <w:tr>
-        <w:tblPrEx>
-          <w:tblCellMar>
-            <w:top w:w="0" w:type="dxa"/>
-            <w:bottom w:w="0" w:type="dxa"/>
-          </w:tblCellMar>
-        </w:tblPrEx>
         <w:tc>
           <w:tcPr>
             <w:tcW w:w="2600" w:type="dxa"/>
@@ -7120,12 +6834,6 @@
         </w:tc>
       </w:tr>
       <w:tr>
-        <w:tblPrEx>
-          <w:tblCellMar>
-            <w:top w:w="0" w:type="dxa"/>
-            <w:bottom w:w="0" w:type="dxa"/>
-          </w:tblCellMar>
-        </w:tblPrEx>
         <w:tc>
           <w:tcPr>
             <w:tcW w:w="2600" w:type="dxa"/>
@@ -7206,12 +6914,6 @@
         </w:tc>
       </w:tr>
       <w:tr>
-        <w:tblPrEx>
-          <w:tblCellMar>
-            <w:top w:w="0" w:type="dxa"/>
-            <w:bottom w:w="0" w:type="dxa"/>
-          </w:tblCellMar>
-        </w:tblPrEx>
         <w:tc>
           <w:tcPr>
             <w:tcW w:w="2600" w:type="dxa"/>
@@ -7295,12 +6997,6 @@
         </w:tc>
       </w:tr>
       <w:tr>
-        <w:tblPrEx>
-          <w:tblCellMar>
-            <w:top w:w="0" w:type="dxa"/>
-            <w:bottom w:w="0" w:type="dxa"/>
-          </w:tblCellMar>
-        </w:tblPrEx>
         <w:tc>
           <w:tcPr>
             <w:tcW w:w="2600" w:type="dxa"/>
@@ -7381,12 +7077,6 @@
         </w:tc>
       </w:tr>
       <w:tr>
-        <w:tblPrEx>
-          <w:tblCellMar>
-            <w:top w:w="0" w:type="dxa"/>
-            <w:bottom w:w="0" w:type="dxa"/>
-          </w:tblCellMar>
-        </w:tblPrEx>
         <w:tc>
           <w:tcPr>
             <w:tcW w:w="2600" w:type="dxa"/>
@@ -7470,12 +7160,6 @@
         </w:tc>
       </w:tr>
       <w:tr>
-        <w:tblPrEx>
-          <w:tblCellMar>
-            <w:top w:w="0" w:type="dxa"/>
-            <w:bottom w:w="0" w:type="dxa"/>
-          </w:tblCellMar>
-        </w:tblPrEx>
         <w:tc>
           <w:tcPr>
             <w:tcW w:w="2600" w:type="dxa"/>
@@ -7556,12 +7240,6 @@
         </w:tc>
       </w:tr>
       <w:tr>
-        <w:tblPrEx>
-          <w:tblCellMar>
-            <w:top w:w="0" w:type="dxa"/>
-            <w:bottom w:w="0" w:type="dxa"/>
-          </w:tblCellMar>
-        </w:tblPrEx>
         <w:tc>
           <w:tcPr>
             <w:tcW w:w="2600" w:type="dxa"/>
@@ -7673,10 +7351,7 @@
       </w:pPr>
       <w:bookmarkStart w:id="7" w:name="_Toc229724883"/>
       <w:r>
-        <w:t>2.2 Architectural</w:t>
-      </w:r>
-      <w:r>
-        <w:t xml:space="preserve"> Design Principles</w:t>
+        <w:t>2.2 Architectural Design Principles</w:t>
       </w:r>
       <w:bookmarkEnd w:id="7"/>
     </w:p>
@@ -7811,10 +7486,7 @@
       </w:pPr>
       <w:bookmarkStart w:id="8" w:name="_Toc229724884"/>
       <w:r>
-        <w:t>2.3 Explicit</w:t>
-      </w:r>
-      <w:r>
-        <w:t xml:space="preserve"> Non-Goals (v1 Scope Boundary)</w:t>
+        <w:t>2.3 Explicit Non-Goals (v1 Scope Boundary)</w:t>
       </w:r>
       <w:bookmarkEnd w:id="8"/>
     </w:p>
@@ -7853,12 +7525,6 @@
         <w:gridCol w:w="5760"/>
       </w:tblGrid>
       <w:tr>
-        <w:tblPrEx>
-          <w:tblCellMar>
-            <w:top w:w="0" w:type="dxa"/>
-            <w:bottom w:w="0" w:type="dxa"/>
-          </w:tblCellMar>
-        </w:tblPrEx>
         <w:tc>
           <w:tcPr>
             <w:tcW w:w="3600" w:type="dxa"/>
@@ -7917,12 +7583,6 @@
         </w:tc>
       </w:tr>
       <w:tr>
-        <w:tblPrEx>
-          <w:tblCellMar>
-            <w:top w:w="0" w:type="dxa"/>
-            <w:bottom w:w="0" w:type="dxa"/>
-          </w:tblCellMar>
-        </w:tblPrEx>
         <w:tc>
           <w:tcPr>
             <w:tcW w:w="3600" w:type="dxa"/>
@@ -7977,12 +7637,6 @@
         </w:tc>
       </w:tr>
       <w:tr>
-        <w:tblPrEx>
-          <w:tblCellMar>
-            <w:top w:w="0" w:type="dxa"/>
-            <w:bottom w:w="0" w:type="dxa"/>
-          </w:tblCellMar>
-        </w:tblPrEx>
         <w:tc>
           <w:tcPr>
             <w:tcW w:w="3600" w:type="dxa"/>
@@ -8039,12 +7693,6 @@
         </w:tc>
       </w:tr>
       <w:tr>
-        <w:tblPrEx>
-          <w:tblCellMar>
-            <w:top w:w="0" w:type="dxa"/>
-            <w:bottom w:w="0" w:type="dxa"/>
-          </w:tblCellMar>
-        </w:tblPrEx>
         <w:tc>
           <w:tcPr>
             <w:tcW w:w="3600" w:type="dxa"/>
@@ -8099,12 +7747,6 @@
         </w:tc>
       </w:tr>
       <w:tr>
-        <w:tblPrEx>
-          <w:tblCellMar>
-            <w:top w:w="0" w:type="dxa"/>
-            <w:bottom w:w="0" w:type="dxa"/>
-          </w:tblCellMar>
-        </w:tblPrEx>
         <w:tc>
           <w:tcPr>
             <w:tcW w:w="3600" w:type="dxa"/>
@@ -8161,12 +7803,6 @@
         </w:tc>
       </w:tr>
       <w:tr>
-        <w:tblPrEx>
-          <w:tblCellMar>
-            <w:top w:w="0" w:type="dxa"/>
-            <w:bottom w:w="0" w:type="dxa"/>
-          </w:tblCellMar>
-        </w:tblPrEx>
         <w:tc>
           <w:tcPr>
             <w:tcW w:w="3600" w:type="dxa"/>
@@ -8246,10 +7882,7 @@
       </w:pPr>
       <w:bookmarkStart w:id="10" w:name="_Toc229724886"/>
       <w:r>
-        <w:t>3.1 High</w:t>
-      </w:r>
-      <w:r>
-        <w:t>-Level Component Overview</w:t>
+        <w:t>3.1 High-Level Component Overview</w:t>
       </w:r>
       <w:bookmarkEnd w:id="10"/>
     </w:p>
@@ -8294,12 +7927,6 @@
         <w:gridCol w:w="4760"/>
       </w:tblGrid>
       <w:tr>
-        <w:tblPrEx>
-          <w:tblCellMar>
-            <w:top w:w="0" w:type="dxa"/>
-            <w:bottom w:w="0" w:type="dxa"/>
-          </w:tblCellMar>
-        </w:tblPrEx>
         <w:tc>
           <w:tcPr>
             <w:tcW w:w="1800" w:type="dxa"/>
@@ -8386,12 +8013,6 @@
         </w:tc>
       </w:tr>
       <w:tr>
-        <w:tblPrEx>
-          <w:tblCellMar>
-            <w:top w:w="0" w:type="dxa"/>
-            <w:bottom w:w="0" w:type="dxa"/>
-          </w:tblCellMar>
-        </w:tblPrEx>
         <w:tc>
           <w:tcPr>
             <w:tcW w:w="1800" w:type="dxa"/>
@@ -8472,12 +8093,6 @@
         </w:tc>
       </w:tr>
       <w:tr>
-        <w:tblPrEx>
-          <w:tblCellMar>
-            <w:top w:w="0" w:type="dxa"/>
-            <w:bottom w:w="0" w:type="dxa"/>
-          </w:tblCellMar>
-        </w:tblPrEx>
         <w:tc>
           <w:tcPr>
             <w:tcW w:w="1800" w:type="dxa"/>
@@ -8586,12 +8201,6 @@
         </w:tc>
       </w:tr>
       <w:tr>
-        <w:tblPrEx>
-          <w:tblCellMar>
-            <w:top w:w="0" w:type="dxa"/>
-            <w:bottom w:w="0" w:type="dxa"/>
-          </w:tblCellMar>
-        </w:tblPrEx>
         <w:tc>
           <w:tcPr>
             <w:tcW w:w="1800" w:type="dxa"/>
@@ -8656,7 +8265,35 @@
                 <w:sz w:val="18"/>
                 <w:szCs w:val="18"/>
               </w:rPr>
-              <w:t>Gemma:4B</w:t>
+              <w:t>Gemma</w:t>
+            </w:r>
+            <w:r>
+              <w:rPr>
+                <w:sz w:val="18"/>
+                <w:szCs w:val="18"/>
+              </w:rPr>
+              <w:t>4</w:t>
+            </w:r>
+            <w:r>
+              <w:rPr>
+                <w:sz w:val="18"/>
+                <w:szCs w:val="18"/>
+              </w:rPr>
+              <w:t>:</w:t>
+            </w:r>
+            <w:r>
+              <w:rPr>
+                <w:sz w:val="18"/>
+                <w:szCs w:val="18"/>
+              </w:rPr>
+              <w:t>E</w:t>
+            </w:r>
+            <w:r>
+              <w:rPr>
+                <w:sz w:val="18"/>
+                <w:szCs w:val="18"/>
+              </w:rPr>
+              <w:t>4B</w:t>
             </w:r>
             <w:r>
               <w:rPr>
@@ -8711,12 +8348,6 @@
         </w:tc>
       </w:tr>
       <w:tr>
-        <w:tblPrEx>
-          <w:tblCellMar>
-            <w:top w:w="0" w:type="dxa"/>
-            <w:bottom w:w="0" w:type="dxa"/>
-          </w:tblCellMar>
-        </w:tblPrEx>
         <w:tc>
           <w:tcPr>
             <w:tcW w:w="1800" w:type="dxa"/>
@@ -8827,10 +8458,7 @@
       </w:pPr>
       <w:bookmarkStart w:id="11" w:name="_Toc229724887"/>
       <w:r>
-        <w:t>3.2 Persistence</w:t>
-      </w:r>
-      <w:r>
-        <w:t xml:space="preserve"> Layer Design</w:t>
+        <w:t>3.2 Persistence Layer Design</w:t>
       </w:r>
       <w:bookmarkEnd w:id="11"/>
     </w:p>
@@ -8869,12 +8497,6 @@
         <w:gridCol w:w="7160"/>
       </w:tblGrid>
       <w:tr>
-        <w:tblPrEx>
-          <w:tblCellMar>
-            <w:top w:w="0" w:type="dxa"/>
-            <w:bottom w:w="0" w:type="dxa"/>
-          </w:tblCellMar>
-        </w:tblPrEx>
         <w:tc>
           <w:tcPr>
             <w:tcW w:w="2200" w:type="dxa"/>
@@ -8933,12 +8555,6 @@
         </w:tc>
       </w:tr>
       <w:tr>
-        <w:tblPrEx>
-          <w:tblCellMar>
-            <w:top w:w="0" w:type="dxa"/>
-            <w:bottom w:w="0" w:type="dxa"/>
-          </w:tblCellMar>
-        </w:tblPrEx>
         <w:tc>
           <w:tcPr>
             <w:tcW w:w="2200" w:type="dxa"/>
@@ -8993,12 +8609,6 @@
         </w:tc>
       </w:tr>
       <w:tr>
-        <w:tblPrEx>
-          <w:tblCellMar>
-            <w:top w:w="0" w:type="dxa"/>
-            <w:bottom w:w="0" w:type="dxa"/>
-          </w:tblCellMar>
-        </w:tblPrEx>
         <w:tc>
           <w:tcPr>
             <w:tcW w:w="2200" w:type="dxa"/>
@@ -9049,15 +8659,7 @@
                 <w:sz w:val="18"/>
                 <w:szCs w:val="18"/>
               </w:rPr>
-              <w:t xml:space="preserve">Logs each analysis </w:t>
-            </w:r>
-            <w:proofErr w:type="gramStart"/>
-            <w:r>
-              <w:rPr>
-                <w:sz w:val="18"/>
-                <w:szCs w:val="18"/>
-              </w:rPr>
-              <w:t xml:space="preserve">run </w:t>
+              <w:t xml:space="preserve">Logs each analysis run </w:t>
             </w:r>
             <w:r>
               <w:rPr>
@@ -9066,7 +8668,6 @@
               </w:rPr>
               <w:t>.</w:t>
             </w:r>
-            <w:proofErr w:type="gramEnd"/>
             <w:r>
               <w:rPr>
                 <w:sz w:val="18"/>
@@ -9078,12 +8679,6 @@
         </w:tc>
       </w:tr>
       <w:tr>
-        <w:tblPrEx>
-          <w:tblCellMar>
-            <w:top w:w="0" w:type="dxa"/>
-            <w:bottom w:w="0" w:type="dxa"/>
-          </w:tblCellMar>
-        </w:tblPrEx>
         <w:tc>
           <w:tcPr>
             <w:tcW w:w="2200" w:type="dxa"/>
@@ -9172,12 +8767,6 @@
         </w:tc>
       </w:tr>
       <w:tr>
-        <w:tblPrEx>
-          <w:tblCellMar>
-            <w:top w:w="0" w:type="dxa"/>
-            <w:bottom w:w="0" w:type="dxa"/>
-          </w:tblCellMar>
-        </w:tblPrEx>
         <w:tc>
           <w:tcPr>
             <w:tcW w:w="2200" w:type="dxa"/>
@@ -9236,12 +8825,6 @@
         </w:tc>
       </w:tr>
       <w:tr>
-        <w:tblPrEx>
-          <w:tblCellMar>
-            <w:top w:w="0" w:type="dxa"/>
-            <w:bottom w:w="0" w:type="dxa"/>
-          </w:tblCellMar>
-        </w:tblPrEx>
         <w:tc>
           <w:tcPr>
             <w:tcW w:w="2200" w:type="dxa"/>
@@ -9298,12 +8881,6 @@
         </w:tc>
       </w:tr>
       <w:tr>
-        <w:tblPrEx>
-          <w:tblCellMar>
-            <w:top w:w="0" w:type="dxa"/>
-            <w:bottom w:w="0" w:type="dxa"/>
-          </w:tblCellMar>
-        </w:tblPrEx>
         <w:tc>
           <w:tcPr>
             <w:tcW w:w="2200" w:type="dxa"/>
@@ -9362,12 +8939,6 @@
         </w:tc>
       </w:tr>
       <w:tr>
-        <w:tblPrEx>
-          <w:tblCellMar>
-            <w:top w:w="0" w:type="dxa"/>
-            <w:bottom w:w="0" w:type="dxa"/>
-          </w:tblCellMar>
-        </w:tblPrEx>
         <w:tc>
           <w:tcPr>
             <w:tcW w:w="2200" w:type="dxa"/>
@@ -9424,12 +8995,6 @@
         </w:tc>
       </w:tr>
       <w:tr>
-        <w:tblPrEx>
-          <w:tblCellMar>
-            <w:top w:w="0" w:type="dxa"/>
-            <w:bottom w:w="0" w:type="dxa"/>
-          </w:tblCellMar>
-        </w:tblPrEx>
         <w:tc>
           <w:tcPr>
             <w:tcW w:w="2200" w:type="dxa"/>
@@ -9500,12 +9065,6 @@
         </w:tc>
       </w:tr>
       <w:tr>
-        <w:tblPrEx>
-          <w:tblCellMar>
-            <w:top w:w="0" w:type="dxa"/>
-            <w:bottom w:w="0" w:type="dxa"/>
-          </w:tblCellMar>
-        </w:tblPrEx>
         <w:tc>
           <w:tcPr>
             <w:tcW w:w="2200" w:type="dxa"/>
@@ -9574,10 +9133,7 @@
       </w:pPr>
       <w:bookmarkStart w:id="12" w:name="_Toc229724888"/>
       <w:r>
-        <w:t>3.3 Small</w:t>
-      </w:r>
-      <w:r>
-        <w:t xml:space="preserve"> Language Model (SLM) Architecture</w:t>
+        <w:t>3.3 Small Language Model (SLM) Architecture</w:t>
       </w:r>
       <w:bookmarkEnd w:id="12"/>
     </w:p>
@@ -9632,12 +9188,6 @@
         <w:gridCol w:w="6360"/>
       </w:tblGrid>
       <w:tr>
-        <w:tblPrEx>
-          <w:tblCellMar>
-            <w:top w:w="0" w:type="dxa"/>
-            <w:bottom w:w="0" w:type="dxa"/>
-          </w:tblCellMar>
-        </w:tblPrEx>
         <w:tc>
           <w:tcPr>
             <w:tcW w:w="3000" w:type="dxa"/>
@@ -9696,12 +9246,6 @@
         </w:tc>
       </w:tr>
       <w:tr>
-        <w:tblPrEx>
-          <w:tblCellMar>
-            <w:top w:w="0" w:type="dxa"/>
-            <w:bottom w:w="0" w:type="dxa"/>
-          </w:tblCellMar>
-        </w:tblPrEx>
         <w:tc>
           <w:tcPr>
             <w:tcW w:w="3000" w:type="dxa"/>
@@ -9756,12 +9300,6 @@
         </w:tc>
       </w:tr>
       <w:tr>
-        <w:tblPrEx>
-          <w:tblCellMar>
-            <w:top w:w="0" w:type="dxa"/>
-            <w:bottom w:w="0" w:type="dxa"/>
-          </w:tblCellMar>
-        </w:tblPrEx>
         <w:tc>
           <w:tcPr>
             <w:tcW w:w="3000" w:type="dxa"/>
@@ -9818,12 +9356,6 @@
         </w:tc>
       </w:tr>
       <w:tr>
-        <w:tblPrEx>
-          <w:tblCellMar>
-            <w:top w:w="0" w:type="dxa"/>
-            <w:bottom w:w="0" w:type="dxa"/>
-          </w:tblCellMar>
-        </w:tblPrEx>
         <w:tc>
           <w:tcPr>
             <w:tcW w:w="3000" w:type="dxa"/>
@@ -9868,7 +9400,6 @@
           </w:tcPr>
           <w:p>
             <w:proofErr w:type="spellStart"/>
-            <w:proofErr w:type="gramStart"/>
             <w:r>
               <w:rPr>
                 <w:sz w:val="18"/>
@@ -9891,7 +9422,6 @@
               </w:rPr>
               <w:t>.</w:t>
             </w:r>
-            <w:proofErr w:type="gramEnd"/>
             <w:r>
               <w:rPr>
                 <w:sz w:val="18"/>
@@ -9903,12 +9433,6 @@
         </w:tc>
       </w:tr>
       <w:tr>
-        <w:tblPrEx>
-          <w:tblCellMar>
-            <w:top w:w="0" w:type="dxa"/>
-            <w:bottom w:w="0" w:type="dxa"/>
-          </w:tblCellMar>
-        </w:tblPrEx>
         <w:tc>
           <w:tcPr>
             <w:tcW w:w="3000" w:type="dxa"/>
@@ -9965,12 +9489,6 @@
         </w:tc>
       </w:tr>
       <w:tr>
-        <w:tblPrEx>
-          <w:tblCellMar>
-            <w:top w:w="0" w:type="dxa"/>
-            <w:bottom w:w="0" w:type="dxa"/>
-          </w:tblCellMar>
-        </w:tblPrEx>
         <w:tc>
           <w:tcPr>
             <w:tcW w:w="3000" w:type="dxa"/>
@@ -10041,12 +9559,6 @@
         </w:tc>
       </w:tr>
       <w:tr>
-        <w:tblPrEx>
-          <w:tblCellMar>
-            <w:top w:w="0" w:type="dxa"/>
-            <w:bottom w:w="0" w:type="dxa"/>
-          </w:tblCellMar>
-        </w:tblPrEx>
         <w:tc>
           <w:tcPr>
             <w:tcW w:w="3000" w:type="dxa"/>
@@ -10103,12 +9615,6 @@
         </w:tc>
       </w:tr>
       <w:tr>
-        <w:tblPrEx>
-          <w:tblCellMar>
-            <w:top w:w="0" w:type="dxa"/>
-            <w:bottom w:w="0" w:type="dxa"/>
-          </w:tblCellMar>
-        </w:tblPrEx>
         <w:tc>
           <w:tcPr>
             <w:tcW w:w="3000" w:type="dxa"/>
@@ -10174,10 +9680,7 @@
       </w:pPr>
       <w:bookmarkStart w:id="13" w:name="_Toc229724889"/>
       <w:r>
-        <w:t>3.4 API</w:t>
-      </w:r>
-      <w:r>
-        <w:t xml:space="preserve"> Namespace Design</w:t>
+        <w:t>3.4 API Namespace Design</w:t>
       </w:r>
       <w:bookmarkEnd w:id="13"/>
     </w:p>
@@ -10217,12 +9720,6 @@
         <w:gridCol w:w="4360"/>
       </w:tblGrid>
       <w:tr>
-        <w:tblPrEx>
-          <w:tblCellMar>
-            <w:top w:w="0" w:type="dxa"/>
-            <w:bottom w:w="0" w:type="dxa"/>
-          </w:tblCellMar>
-        </w:tblPrEx>
         <w:tc>
           <w:tcPr>
             <w:tcW w:w="1800" w:type="dxa"/>
@@ -10309,12 +9806,6 @@
         </w:tc>
       </w:tr>
       <w:tr>
-        <w:tblPrEx>
-          <w:tblCellMar>
-            <w:top w:w="0" w:type="dxa"/>
-            <w:bottom w:w="0" w:type="dxa"/>
-          </w:tblCellMar>
-        </w:tblPrEx>
         <w:tc>
           <w:tcPr>
             <w:tcW w:w="1800" w:type="dxa"/>
@@ -10459,12 +9950,6 @@
         </w:tc>
       </w:tr>
       <w:tr>
-        <w:tblPrEx>
-          <w:tblCellMar>
-            <w:top w:w="0" w:type="dxa"/>
-            <w:bottom w:w="0" w:type="dxa"/>
-          </w:tblCellMar>
-        </w:tblPrEx>
         <w:tc>
           <w:tcPr>
             <w:tcW w:w="1800" w:type="dxa"/>
@@ -10564,12 +10049,6 @@
         </w:tc>
       </w:tr>
       <w:tr>
-        <w:tblPrEx>
-          <w:tblCellMar>
-            <w:top w:w="0" w:type="dxa"/>
-            <w:bottom w:w="0" w:type="dxa"/>
-          </w:tblCellMar>
-        </w:tblPrEx>
         <w:tc>
           <w:tcPr>
             <w:tcW w:w="1800" w:type="dxa"/>
@@ -10666,12 +10145,6 @@
         </w:tc>
       </w:tr>
       <w:tr>
-        <w:tblPrEx>
-          <w:tblCellMar>
-            <w:top w:w="0" w:type="dxa"/>
-            <w:bottom w:w="0" w:type="dxa"/>
-          </w:tblCellMar>
-        </w:tblPrEx>
         <w:tc>
           <w:tcPr>
             <w:tcW w:w="1800" w:type="dxa"/>
@@ -10755,12 +10228,6 @@
         </w:tc>
       </w:tr>
       <w:tr>
-        <w:tblPrEx>
-          <w:tblCellMar>
-            <w:top w:w="0" w:type="dxa"/>
-            <w:bottom w:w="0" w:type="dxa"/>
-          </w:tblCellMar>
-        </w:tblPrEx>
         <w:tc>
           <w:tcPr>
             <w:tcW w:w="1800" w:type="dxa"/>
@@ -10889,12 +10356,6 @@
         </w:tc>
       </w:tr>
       <w:tr>
-        <w:tblPrEx>
-          <w:tblCellMar>
-            <w:top w:w="0" w:type="dxa"/>
-            <w:bottom w:w="0" w:type="dxa"/>
-          </w:tblCellMar>
-        </w:tblPrEx>
         <w:tc>
           <w:tcPr>
             <w:tcW w:w="1800" w:type="dxa"/>
@@ -10978,12 +10439,6 @@
         </w:tc>
       </w:tr>
       <w:tr>
-        <w:tblPrEx>
-          <w:tblCellMar>
-            <w:top w:w="0" w:type="dxa"/>
-            <w:bottom w:w="0" w:type="dxa"/>
-          </w:tblCellMar>
-        </w:tblPrEx>
         <w:tc>
           <w:tcPr>
             <w:tcW w:w="1800" w:type="dxa"/>
@@ -11058,34 +10513,12 @@
                 <w:sz w:val="18"/>
                 <w:szCs w:val="18"/>
               </w:rPr>
-              <w:t>/</w:t>
-            </w:r>
-            <w:proofErr w:type="gramStart"/>
-            <w:r>
-              <w:rPr>
-                <w:sz w:val="18"/>
-                <w:szCs w:val="18"/>
-              </w:rPr>
-              <w:t>datasets</w:t>
-            </w:r>
-            <w:proofErr w:type="gramEnd"/>
-            <w:r>
-              <w:rPr>
-                <w:sz w:val="18"/>
-                <w:szCs w:val="18"/>
-              </w:rPr>
-              <w:t>, /datasets/compare</w:t>
+              <w:t>/datasets, /datasets/compare</w:t>
             </w:r>
           </w:p>
         </w:tc>
       </w:tr>
       <w:tr>
-        <w:tblPrEx>
-          <w:tblCellMar>
-            <w:top w:w="0" w:type="dxa"/>
-            <w:bottom w:w="0" w:type="dxa"/>
-          </w:tblCellMar>
-        </w:tblPrEx>
         <w:tc>
           <w:tcPr>
             <w:tcW w:w="1800" w:type="dxa"/>
@@ -11170,12 +10603,6 @@
         </w:tc>
       </w:tr>
       <w:tr>
-        <w:tblPrEx>
-          <w:tblCellMar>
-            <w:top w:w="0" w:type="dxa"/>
-            <w:bottom w:w="0" w:type="dxa"/>
-          </w:tblCellMar>
-        </w:tblPrEx>
         <w:tc>
           <w:tcPr>
             <w:tcW w:w="1800" w:type="dxa"/>
@@ -11256,12 +10683,6 @@
         </w:tc>
       </w:tr>
       <w:tr>
-        <w:tblPrEx>
-          <w:tblCellMar>
-            <w:top w:w="0" w:type="dxa"/>
-            <w:bottom w:w="0" w:type="dxa"/>
-          </w:tblCellMar>
-        </w:tblPrEx>
         <w:tc>
           <w:tcPr>
             <w:tcW w:w="1800" w:type="dxa"/>
@@ -11285,17 +10706,8 @@
                 <w:sz w:val="18"/>
                 <w:szCs w:val="18"/>
               </w:rPr>
-              <w:t>/</w:t>
-            </w:r>
-            <w:proofErr w:type="gramStart"/>
-            <w:r>
-              <w:rPr>
-                <w:sz w:val="18"/>
-                <w:szCs w:val="18"/>
-              </w:rPr>
-              <w:t>sessions</w:t>
-            </w:r>
-            <w:proofErr w:type="gramEnd"/>
+              <w:t>/sessions</w:t>
+            </w:r>
           </w:p>
         </w:tc>
         <w:tc>
@@ -11348,27 +10760,12 @@
                 <w:sz w:val="18"/>
                 <w:szCs w:val="18"/>
               </w:rPr>
-              <w:t>/</w:t>
-            </w:r>
-            <w:proofErr w:type="gramStart"/>
-            <w:r>
-              <w:rPr>
-                <w:sz w:val="18"/>
-                <w:szCs w:val="18"/>
-              </w:rPr>
-              <w:t>sessions</w:t>
-            </w:r>
-            <w:proofErr w:type="gramEnd"/>
+              <w:t>/sessions</w:t>
+            </w:r>
           </w:p>
         </w:tc>
       </w:tr>
       <w:tr>
-        <w:tblPrEx>
-          <w:tblCellMar>
-            <w:top w:w="0" w:type="dxa"/>
-            <w:bottom w:w="0" w:type="dxa"/>
-          </w:tblCellMar>
-        </w:tblPrEx>
         <w:tc>
           <w:tcPr>
             <w:tcW w:w="1800" w:type="dxa"/>
@@ -11449,12 +10846,6 @@
         </w:tc>
       </w:tr>
       <w:tr>
-        <w:tblPrEx>
-          <w:tblCellMar>
-            <w:top w:w="0" w:type="dxa"/>
-            <w:bottom w:w="0" w:type="dxa"/>
-          </w:tblCellMar>
-        </w:tblPrEx>
         <w:tc>
           <w:tcPr>
             <w:tcW w:w="1800" w:type="dxa"/>
@@ -11549,10 +10940,7 @@
       </w:pPr>
       <w:bookmarkStart w:id="14" w:name="_Toc229724890"/>
       <w:r>
-        <w:t>3.5 Docker</w:t>
-      </w:r>
-      <w:r>
-        <w:t xml:space="preserve"> &amp; Deployment Architecture</w:t>
+        <w:t>3.5 Docker &amp; Deployment Architecture</w:t>
       </w:r>
       <w:bookmarkEnd w:id="14"/>
     </w:p>
@@ -11569,16 +10957,11 @@
       </w:r>
       <w:proofErr w:type="spellEnd"/>
       <w:r>
-        <w:t xml:space="preserve"> system is packaged as a single Docker Compose configuration containing four services. The client receives a versioned image tag. Deployment requires only </w:t>
-      </w:r>
-      <w:proofErr w:type="gramStart"/>
-      <w:r>
-        <w:t xml:space="preserve">Docker </w:t>
+        <w:t xml:space="preserve"> system is packaged as a single Docker Compose configuration containing four services. The client receives a versioned image tag. Deployment requires only Docker </w:t>
       </w:r>
       <w:r>
         <w:t>.</w:t>
       </w:r>
-      <w:proofErr w:type="gramEnd"/>
       <w:r>
         <w:t xml:space="preserve"> no source code, no Python environment, and no network access are needed.</w:t>
       </w:r>
@@ -11612,12 +10995,6 @@
         <w:gridCol w:w="3360"/>
       </w:tblGrid>
       <w:tr>
-        <w:tblPrEx>
-          <w:tblCellMar>
-            <w:top w:w="0" w:type="dxa"/>
-            <w:bottom w:w="0" w:type="dxa"/>
-          </w:tblCellMar>
-        </w:tblPrEx>
         <w:tc>
           <w:tcPr>
             <w:tcW w:w="1800" w:type="dxa"/>
@@ -11732,12 +11109,6 @@
         </w:tc>
       </w:tr>
       <w:tr>
-        <w:tblPrEx>
-          <w:tblCellMar>
-            <w:top w:w="0" w:type="dxa"/>
-            <w:bottom w:w="0" w:type="dxa"/>
-          </w:tblCellMar>
-        </w:tblPrEx>
         <w:tc>
           <w:tcPr>
             <w:tcW w:w="1800" w:type="dxa"/>
@@ -11844,12 +11215,6 @@
         </w:tc>
       </w:tr>
       <w:tr>
-        <w:tblPrEx>
-          <w:tblCellMar>
-            <w:top w:w="0" w:type="dxa"/>
-            <w:bottom w:w="0" w:type="dxa"/>
-          </w:tblCellMar>
-        </w:tblPrEx>
         <w:tc>
           <w:tcPr>
             <w:tcW w:w="1800" w:type="dxa"/>
@@ -11969,12 +11334,6 @@
         </w:tc>
       </w:tr>
       <w:tr>
-        <w:tblPrEx>
-          <w:tblCellMar>
-            <w:top w:w="0" w:type="dxa"/>
-            <w:bottom w:w="0" w:type="dxa"/>
-          </w:tblCellMar>
-        </w:tblPrEx>
         <w:tc>
           <w:tcPr>
             <w:tcW w:w="1800" w:type="dxa"/>
@@ -12092,12 +11451,6 @@
         </w:tc>
       </w:tr>
       <w:tr>
-        <w:tblPrEx>
-          <w:tblCellMar>
-            <w:top w:w="0" w:type="dxa"/>
-            <w:bottom w:w="0" w:type="dxa"/>
-          </w:tblCellMar>
-        </w:tblPrEx>
         <w:tc>
           <w:tcPr>
             <w:tcW w:w="1800" w:type="dxa"/>
@@ -12251,10 +11604,7 @@
       </w:pPr>
       <w:bookmarkStart w:id="16" w:name="_Toc229724892"/>
       <w:r>
-        <w:t>4.1 Feature</w:t>
-      </w:r>
-      <w:r>
-        <w:t xml:space="preserve"> Inventory</w:t>
+        <w:t>4.1 Feature Inventory</w:t>
       </w:r>
       <w:bookmarkEnd w:id="16"/>
     </w:p>
@@ -12288,10 +11638,7 @@
       </w:pPr>
       <w:bookmarkStart w:id="17" w:name="_Toc229724893"/>
       <w:r>
-        <w:t>4.1.1 Data</w:t>
-      </w:r>
-      <w:r>
-        <w:t xml:space="preserve"> Processing Features (Features #1–#8)</w:t>
+        <w:t>4.1.1 Data Processing Features (Features #1–#8)</w:t>
       </w:r>
       <w:bookmarkEnd w:id="17"/>
     </w:p>
@@ -12324,12 +11671,6 @@
         <w:gridCol w:w="5160"/>
       </w:tblGrid>
       <w:tr>
-        <w:tblPrEx>
-          <w:tblCellMar>
-            <w:top w:w="0" w:type="dxa"/>
-            <w:bottom w:w="0" w:type="dxa"/>
-          </w:tblCellMar>
-        </w:tblPrEx>
         <w:tc>
           <w:tcPr>
             <w:tcW w:w="400" w:type="dxa"/>
@@ -12444,12 +11785,6 @@
         </w:tc>
       </w:tr>
       <w:tr>
-        <w:tblPrEx>
-          <w:tblCellMar>
-            <w:top w:w="0" w:type="dxa"/>
-            <w:bottom w:w="0" w:type="dxa"/>
-          </w:tblCellMar>
-        </w:tblPrEx>
         <w:tc>
           <w:tcPr>
             <w:tcW w:w="400" w:type="dxa"/>
@@ -12591,12 +11926,6 @@
         </w:tc>
       </w:tr>
       <w:tr>
-        <w:tblPrEx>
-          <w:tblCellMar>
-            <w:top w:w="0" w:type="dxa"/>
-            <w:bottom w:w="0" w:type="dxa"/>
-          </w:tblCellMar>
-        </w:tblPrEx>
         <w:tc>
           <w:tcPr>
             <w:tcW w:w="400" w:type="dxa"/>
@@ -12698,7 +12027,6 @@
             </w:tcMar>
           </w:tcPr>
           <w:p>
-            <w:proofErr w:type="gramStart"/>
             <w:r>
               <w:rPr>
                 <w:sz w:val="18"/>
@@ -12713,7 +12041,6 @@
               </w:rPr>
               <w:t>.</w:t>
             </w:r>
-            <w:proofErr w:type="gramEnd"/>
             <w:r>
               <w:rPr>
                 <w:sz w:val="18"/>
@@ -12725,12 +12052,6 @@
         </w:tc>
       </w:tr>
       <w:tr>
-        <w:tblPrEx>
-          <w:tblCellMar>
-            <w:top w:w="0" w:type="dxa"/>
-            <w:bottom w:w="0" w:type="dxa"/>
-          </w:tblCellMar>
-        </w:tblPrEx>
         <w:tc>
           <w:tcPr>
             <w:tcW w:w="400" w:type="dxa"/>
@@ -12829,7 +12150,6 @@
             </w:tcMar>
           </w:tcPr>
           <w:p>
-            <w:proofErr w:type="gramStart"/>
             <w:r>
               <w:rPr>
                 <w:sz w:val="18"/>
@@ -12844,7 +12164,6 @@
               </w:rPr>
               <w:t>.</w:t>
             </w:r>
-            <w:proofErr w:type="gramEnd"/>
             <w:r>
               <w:rPr>
                 <w:sz w:val="18"/>
@@ -12904,12 +12223,6 @@
         </w:tc>
       </w:tr>
       <w:tr>
-        <w:tblPrEx>
-          <w:tblCellMar>
-            <w:top w:w="0" w:type="dxa"/>
-            <w:bottom w:w="0" w:type="dxa"/>
-          </w:tblCellMar>
-        </w:tblPrEx>
         <w:tc>
           <w:tcPr>
             <w:tcW w:w="400" w:type="dxa"/>
@@ -13038,12 +12351,6 @@
         </w:tc>
       </w:tr>
       <w:tr>
-        <w:tblPrEx>
-          <w:tblCellMar>
-            <w:top w:w="0" w:type="dxa"/>
-            <w:bottom w:w="0" w:type="dxa"/>
-          </w:tblCellMar>
-        </w:tblPrEx>
         <w:tc>
           <w:tcPr>
             <w:tcW w:w="400" w:type="dxa"/>
@@ -13185,12 +12492,6 @@
         </w:tc>
       </w:tr>
       <w:tr>
-        <w:tblPrEx>
-          <w:tblCellMar>
-            <w:top w:w="0" w:type="dxa"/>
-            <w:bottom w:w="0" w:type="dxa"/>
-          </w:tblCellMar>
-        </w:tblPrEx>
         <w:tc>
           <w:tcPr>
             <w:tcW w:w="400" w:type="dxa"/>
@@ -13319,12 +12620,6 @@
         </w:tc>
       </w:tr>
       <w:tr>
-        <w:tblPrEx>
-          <w:tblCellMar>
-            <w:top w:w="0" w:type="dxa"/>
-            <w:bottom w:w="0" w:type="dxa"/>
-          </w:tblCellMar>
-        </w:tblPrEx>
         <w:tc>
           <w:tcPr>
             <w:tcW w:w="400" w:type="dxa"/>
@@ -13562,12 +12857,6 @@
         </w:tc>
       </w:tr>
       <w:tr>
-        <w:tblPrEx>
-          <w:tblCellMar>
-            <w:top w:w="0" w:type="dxa"/>
-            <w:bottom w:w="0" w:type="dxa"/>
-          </w:tblCellMar>
-        </w:tblPrEx>
         <w:tc>
           <w:tcPr>
             <w:tcW w:w="400" w:type="dxa"/>
@@ -13691,10 +12980,7 @@
       </w:pPr>
       <w:bookmarkStart w:id="18" w:name="_Toc229724894"/>
       <w:r>
-        <w:t>4.1.2 AI</w:t>
-      </w:r>
-      <w:r>
-        <w:t xml:space="preserve"> &amp; Intelligence Features (Features #9–#16)</w:t>
+        <w:t>4.1.2 AI &amp; Intelligence Features (Features #9–#16)</w:t>
       </w:r>
       <w:bookmarkEnd w:id="18"/>
     </w:p>
@@ -13727,12 +13013,6 @@
         <w:gridCol w:w="4933"/>
       </w:tblGrid>
       <w:tr>
-        <w:tblPrEx>
-          <w:tblCellMar>
-            <w:top w:w="0" w:type="dxa"/>
-            <w:bottom w:w="0" w:type="dxa"/>
-          </w:tblCellMar>
-        </w:tblPrEx>
         <w:tc>
           <w:tcPr>
             <w:tcW w:w="400" w:type="dxa"/>
@@ -13847,12 +13127,6 @@
         </w:tc>
       </w:tr>
       <w:tr>
-        <w:tblPrEx>
-          <w:tblCellMar>
-            <w:top w:w="0" w:type="dxa"/>
-            <w:bottom w:w="0" w:type="dxa"/>
-          </w:tblCellMar>
-        </w:tblPrEx>
         <w:tc>
           <w:tcPr>
             <w:tcW w:w="400" w:type="dxa"/>
@@ -13956,14 +13230,7 @@
                 <w:sz w:val="18"/>
                 <w:szCs w:val="18"/>
               </w:rPr>
-              <w:t>backend/ai/narrative.py.</w:t>
-            </w:r>
-            <w:r>
-              <w:rPr>
-                <w:sz w:val="18"/>
-                <w:szCs w:val="18"/>
-              </w:rPr>
-              <w:t xml:space="preserve"> single LLM call producing </w:t>
+              <w:t xml:space="preserve">backend/ai/narrative.py. single LLM call producing </w:t>
             </w:r>
             <w:proofErr w:type="spellStart"/>
             <w:r>
@@ -13985,12 +13252,6 @@
         </w:tc>
       </w:tr>
       <w:tr>
-        <w:tblPrEx>
-          <w:tblCellMar>
-            <w:top w:w="0" w:type="dxa"/>
-            <w:bottom w:w="0" w:type="dxa"/>
-          </w:tblCellMar>
-        </w:tblPrEx>
         <w:tc>
           <w:tcPr>
             <w:tcW w:w="400" w:type="dxa"/>
@@ -14103,12 +13364,6 @@
         </w:tc>
       </w:tr>
       <w:tr>
-        <w:tblPrEx>
-          <w:tblCellMar>
-            <w:top w:w="0" w:type="dxa"/>
-            <w:bottom w:w="0" w:type="dxa"/>
-          </w:tblCellMar>
-        </w:tblPrEx>
         <w:tc>
           <w:tcPr>
             <w:tcW w:w="400" w:type="dxa"/>
@@ -14215,7 +13470,6 @@
               <w:t xml:space="preserve">backend/ml/risk_score.py (weighted composite score 0–100, Low/Medium/High tiers). backend/ml/zscore_history.py (OLS forecast via </w:t>
             </w:r>
             <w:proofErr w:type="spellStart"/>
-            <w:proofErr w:type="gramStart"/>
             <w:r>
               <w:rPr>
                 <w:sz w:val="18"/>
@@ -14224,7 +13478,6 @@
               <w:t>numpy.polyfit</w:t>
             </w:r>
             <w:proofErr w:type="spellEnd"/>
-            <w:proofErr w:type="gramEnd"/>
             <w:r>
               <w:rPr>
                 <w:sz w:val="18"/>
@@ -14236,12 +13489,6 @@
         </w:tc>
       </w:tr>
       <w:tr>
-        <w:tblPrEx>
-          <w:tblCellMar>
-            <w:top w:w="0" w:type="dxa"/>
-            <w:bottom w:w="0" w:type="dxa"/>
-          </w:tblCellMar>
-        </w:tblPrEx>
         <w:tc>
           <w:tcPr>
             <w:tcW w:w="400" w:type="dxa"/>
@@ -14348,14 +13595,7 @@
                 <w:sz w:val="18"/>
                 <w:szCs w:val="18"/>
               </w:rPr>
-              <w:t>backend/ml/corrections.py.</w:t>
-            </w:r>
-            <w:r>
-              <w:rPr>
-                <w:sz w:val="18"/>
-                <w:szCs w:val="18"/>
-              </w:rPr>
-              <w:t xml:space="preserve"> </w:t>
+              <w:t xml:space="preserve">backend/ml/corrections.py. </w:t>
             </w:r>
             <w:proofErr w:type="spellStart"/>
             <w:r>
@@ -14465,12 +13705,6 @@
         </w:tc>
       </w:tr>
       <w:tr>
-        <w:tblPrEx>
-          <w:tblCellMar>
-            <w:top w:w="0" w:type="dxa"/>
-            <w:bottom w:w="0" w:type="dxa"/>
-          </w:tblCellMar>
-        </w:tblPrEx>
         <w:tc>
           <w:tcPr>
             <w:tcW w:w="400" w:type="dxa"/>
@@ -14589,34 +13823,12 @@
                 <w:sz w:val="18"/>
                 <w:szCs w:val="18"/>
               </w:rPr>
-              <w:t xml:space="preserve"> user query (BM or English) → LLM → sandboxed </w:t>
-            </w:r>
-            <w:proofErr w:type="gramStart"/>
-            <w:r>
-              <w:rPr>
-                <w:sz w:val="18"/>
-                <w:szCs w:val="18"/>
-              </w:rPr>
-              <w:t>pandas</w:t>
-            </w:r>
-            <w:proofErr w:type="gramEnd"/>
-            <w:r>
-              <w:rPr>
-                <w:sz w:val="18"/>
-                <w:szCs w:val="18"/>
-              </w:rPr>
-              <w:t xml:space="preserve"> execution → answer + result table + auto-chart (base64 PNG). Sandbox: backend/ai/sandbox.py.</w:t>
+              <w:t xml:space="preserve"> user query (BM or English) → LLM → sandboxed pandas execution → answer + result table + auto-chart (base64 PNG). Sandbox: backend/ai/sandbox.py.</w:t>
             </w:r>
           </w:p>
         </w:tc>
       </w:tr>
       <w:tr>
-        <w:tblPrEx>
-          <w:tblCellMar>
-            <w:top w:w="0" w:type="dxa"/>
-            <w:bottom w:w="0" w:type="dxa"/>
-          </w:tblCellMar>
-        </w:tblPrEx>
         <w:tc>
           <w:tcPr>
             <w:tcW w:w="400" w:type="dxa"/>
@@ -14807,12 +14019,6 @@
         </w:tc>
       </w:tr>
       <w:tr>
-        <w:tblPrEx>
-          <w:tblCellMar>
-            <w:top w:w="0" w:type="dxa"/>
-            <w:bottom w:w="0" w:type="dxa"/>
-          </w:tblCellMar>
-        </w:tblPrEx>
         <w:tc>
           <w:tcPr>
             <w:tcW w:w="400" w:type="dxa"/>
@@ -14936,12 +14142,6 @@
         </w:tc>
       </w:tr>
       <w:tr>
-        <w:tblPrEx>
-          <w:tblCellMar>
-            <w:top w:w="0" w:type="dxa"/>
-            <w:bottom w:w="0" w:type="dxa"/>
-          </w:tblCellMar>
-        </w:tblPrEx>
         <w:tc>
           <w:tcPr>
             <w:tcW w:w="400" w:type="dxa"/>
@@ -15143,16 +14343,7 @@
       </w:pPr>
       <w:bookmarkStart w:id="19" w:name="_Toc229724895"/>
       <w:r>
-        <w:t>4.2 Schema</w:t>
-      </w:r>
-      <w:r>
-        <w:t xml:space="preserve"> </w:t>
-      </w:r>
-      <w:r>
-        <w:t>Mapping.</w:t>
-      </w:r>
-      <w:r>
-        <w:t xml:space="preserve"> Three-Scenario Flow</w:t>
+        <w:t>4.2 Schema Mapping. Three-Scenario Flow</w:t>
       </w:r>
       <w:bookmarkEnd w:id="19"/>
     </w:p>
@@ -15212,12 +14403,6 @@
         <w:gridCol w:w="4960"/>
       </w:tblGrid>
       <w:tr>
-        <w:tblPrEx>
-          <w:tblCellMar>
-            <w:top w:w="0" w:type="dxa"/>
-            <w:bottom w:w="0" w:type="dxa"/>
-          </w:tblCellMar>
-        </w:tblPrEx>
         <w:tc>
           <w:tcPr>
             <w:tcW w:w="2000" w:type="dxa"/>
@@ -15304,12 +14489,6 @@
         </w:tc>
       </w:tr>
       <w:tr>
-        <w:tblPrEx>
-          <w:tblCellMar>
-            <w:top w:w="0" w:type="dxa"/>
-            <w:bottom w:w="0" w:type="dxa"/>
-          </w:tblCellMar>
-        </w:tblPrEx>
         <w:tc>
           <w:tcPr>
             <w:tcW w:w="2000" w:type="dxa"/>
@@ -15404,12 +14583,6 @@
         </w:tc>
       </w:tr>
       <w:tr>
-        <w:tblPrEx>
-          <w:tblCellMar>
-            <w:top w:w="0" w:type="dxa"/>
-            <w:bottom w:w="0" w:type="dxa"/>
-          </w:tblCellMar>
-        </w:tblPrEx>
         <w:tc>
           <w:tcPr>
             <w:tcW w:w="2000" w:type="dxa"/>
@@ -15493,12 +14666,6 @@
         </w:tc>
       </w:tr>
       <w:tr>
-        <w:tblPrEx>
-          <w:tblCellMar>
-            <w:top w:w="0" w:type="dxa"/>
-            <w:bottom w:w="0" w:type="dxa"/>
-          </w:tblCellMar>
-        </w:tblPrEx>
         <w:tc>
           <w:tcPr>
             <w:tcW w:w="2000" w:type="dxa"/>
@@ -15605,16 +14772,7 @@
       </w:pPr>
       <w:r>
         <w:lastRenderedPageBreak/>
-        <w:t>4.3 AI</w:t>
-      </w:r>
-      <w:r>
-        <w:t xml:space="preserve"> Narrative Generation</w:t>
-      </w:r>
-      <w:r>
-        <w:t>:</w:t>
-      </w:r>
-      <w:r>
-        <w:t xml:space="preserve"> 5W1H Framework</w:t>
+        <w:t>4.3 AI Narrative Generation: 5W1H Framework</w:t>
       </w:r>
       <w:bookmarkEnd w:id="20"/>
     </w:p>
@@ -15654,12 +14812,6 @@
         <w:gridCol w:w="4360"/>
       </w:tblGrid>
       <w:tr>
-        <w:tblPrEx>
-          <w:tblCellMar>
-            <w:top w:w="0" w:type="dxa"/>
-            <w:bottom w:w="0" w:type="dxa"/>
-          </w:tblCellMar>
-        </w:tblPrEx>
         <w:tc>
           <w:tcPr>
             <w:tcW w:w="1400" w:type="dxa"/>
@@ -15746,12 +14898,6 @@
         </w:tc>
       </w:tr>
       <w:tr>
-        <w:tblPrEx>
-          <w:tblCellMar>
-            <w:top w:w="0" w:type="dxa"/>
-            <w:bottom w:w="0" w:type="dxa"/>
-          </w:tblCellMar>
-        </w:tblPrEx>
         <w:tc>
           <w:tcPr>
             <w:tcW w:w="1400" w:type="dxa"/>
@@ -15832,12 +14978,6 @@
         </w:tc>
       </w:tr>
       <w:tr>
-        <w:tblPrEx>
-          <w:tblCellMar>
-            <w:top w:w="0" w:type="dxa"/>
-            <w:bottom w:w="0" w:type="dxa"/>
-          </w:tblCellMar>
-        </w:tblPrEx>
         <w:tc>
           <w:tcPr>
             <w:tcW w:w="1400" w:type="dxa"/>
@@ -15888,15 +15028,7 @@
                 <w:sz w:val="18"/>
                 <w:szCs w:val="18"/>
               </w:rPr>
-              <w:t xml:space="preserve">WAZ = –3.2 (Severely </w:t>
-            </w:r>
-            <w:proofErr w:type="gramStart"/>
-            <w:r>
-              <w:rPr>
-                <w:sz w:val="18"/>
-                <w:szCs w:val="18"/>
-              </w:rPr>
-              <w:t xml:space="preserve">Underweight </w:t>
+              <w:t xml:space="preserve">WAZ = –3.2 (Severely Underweight </w:t>
             </w:r>
             <w:r>
               <w:rPr>
@@ -15905,7 +15037,6 @@
               </w:rPr>
               <w:t>.</w:t>
             </w:r>
-            <w:proofErr w:type="gramEnd"/>
             <w:r>
               <w:rPr>
                 <w:sz w:val="18"/>
@@ -15944,12 +15075,6 @@
         </w:tc>
       </w:tr>
       <w:tr>
-        <w:tblPrEx>
-          <w:tblCellMar>
-            <w:top w:w="0" w:type="dxa"/>
-            <w:bottom w:w="0" w:type="dxa"/>
-          </w:tblCellMar>
-        </w:tblPrEx>
         <w:tc>
           <w:tcPr>
             <w:tcW w:w="1400" w:type="dxa"/>
@@ -16030,12 +15155,6 @@
         </w:tc>
       </w:tr>
       <w:tr>
-        <w:tblPrEx>
-          <w:tblCellMar>
-            <w:top w:w="0" w:type="dxa"/>
-            <w:bottom w:w="0" w:type="dxa"/>
-          </w:tblCellMar>
-        </w:tblPrEx>
         <w:tc>
           <w:tcPr>
             <w:tcW w:w="1400" w:type="dxa"/>
@@ -16119,12 +15238,6 @@
         </w:tc>
       </w:tr>
       <w:tr>
-        <w:tblPrEx>
-          <w:tblCellMar>
-            <w:top w:w="0" w:type="dxa"/>
-            <w:bottom w:w="0" w:type="dxa"/>
-          </w:tblCellMar>
-        </w:tblPrEx>
         <w:tc>
           <w:tcPr>
             <w:tcW w:w="1400" w:type="dxa"/>
@@ -16205,12 +15318,6 @@
         </w:tc>
       </w:tr>
       <w:tr>
-        <w:tblPrEx>
-          <w:tblCellMar>
-            <w:top w:w="0" w:type="dxa"/>
-            <w:bottom w:w="0" w:type="dxa"/>
-          </w:tblCellMar>
-        </w:tblPrEx>
         <w:tc>
           <w:tcPr>
             <w:tcW w:w="1400" w:type="dxa"/>
@@ -16351,14 +15458,7 @@
         <w:rPr>
           <w:color w:val="4A5568"/>
         </w:rPr>
-        <w:t xml:space="preserve">), insights_5w1h (who, what, when, where, why, </w:t>
-      </w:r>
-      <w:proofErr w:type="gramStart"/>
-      <w:r>
-        <w:rPr>
-          <w:color w:val="4A5568"/>
-        </w:rPr>
-        <w:t xml:space="preserve">how </w:t>
+        <w:t xml:space="preserve">), insights_5w1h (who, what, when, where, why, how </w:t>
       </w:r>
       <w:r>
         <w:rPr>
@@ -16366,7 +15466,6 @@
         </w:rPr>
         <w:t>.</w:t>
       </w:r>
-      <w:proofErr w:type="gramEnd"/>
       <w:r>
         <w:rPr>
           <w:color w:val="4A5568"/>
@@ -16455,10 +15554,7 @@
       </w:pPr>
       <w:bookmarkStart w:id="21" w:name="_Toc229724897"/>
       <w:r>
-        <w:t>4.4 Data</w:t>
-      </w:r>
-      <w:r>
-        <w:t xml:space="preserve"> Quality Assessment Framework</w:t>
+        <w:t>4.4 Data Quality Assessment Framework</w:t>
       </w:r>
       <w:bookmarkEnd w:id="21"/>
     </w:p>
@@ -16467,15 +15563,7 @@
         <w:spacing w:before="80" w:after="100"/>
       </w:pPr>
       <w:r>
-        <w:t xml:space="preserve">Every uploaded dataset is evaluated across five quality dimensions. The resulting quality score </w:t>
-      </w:r>
-      <w:proofErr w:type="gramStart"/>
-      <w:r>
-        <w:t>is persisted</w:t>
-      </w:r>
-      <w:proofErr w:type="gramEnd"/>
-      <w:r>
-        <w:t xml:space="preserve"> to the datasets table and displayed in the Dataset Library and History pages.</w:t>
+        <w:t>Every uploaded dataset is evaluated across five quality dimensions. The resulting quality score is persisted to the datasets table and displayed in the Dataset Library and History pages.</w:t>
       </w:r>
     </w:p>
     <w:p>
@@ -16505,12 +15593,6 @@
         <w:gridCol w:w="6560"/>
       </w:tblGrid>
       <w:tr>
-        <w:tblPrEx>
-          <w:tblCellMar>
-            <w:top w:w="0" w:type="dxa"/>
-            <w:bottom w:w="0" w:type="dxa"/>
-          </w:tblCellMar>
-        </w:tblPrEx>
         <w:tc>
           <w:tcPr>
             <w:tcW w:w="2800" w:type="dxa"/>
@@ -16569,12 +15651,6 @@
         </w:tc>
       </w:tr>
       <w:tr>
-        <w:tblPrEx>
-          <w:tblCellMar>
-            <w:top w:w="0" w:type="dxa"/>
-            <w:bottom w:w="0" w:type="dxa"/>
-          </w:tblCellMar>
-        </w:tblPrEx>
         <w:tc>
           <w:tcPr>
             <w:tcW w:w="2800" w:type="dxa"/>
@@ -16629,12 +15705,6 @@
         </w:tc>
       </w:tr>
       <w:tr>
-        <w:tblPrEx>
-          <w:tblCellMar>
-            <w:top w:w="0" w:type="dxa"/>
-            <w:bottom w:w="0" w:type="dxa"/>
-          </w:tblCellMar>
-        </w:tblPrEx>
         <w:tc>
           <w:tcPr>
             <w:tcW w:w="2800" w:type="dxa"/>
@@ -16691,12 +15761,6 @@
         </w:tc>
       </w:tr>
       <w:tr>
-        <w:tblPrEx>
-          <w:tblCellMar>
-            <w:top w:w="0" w:type="dxa"/>
-            <w:bottom w:w="0" w:type="dxa"/>
-          </w:tblCellMar>
-        </w:tblPrEx>
         <w:tc>
           <w:tcPr>
             <w:tcW w:w="2800" w:type="dxa"/>
@@ -16751,12 +15815,6 @@
         </w:tc>
       </w:tr>
       <w:tr>
-        <w:tblPrEx>
-          <w:tblCellMar>
-            <w:top w:w="0" w:type="dxa"/>
-            <w:bottom w:w="0" w:type="dxa"/>
-          </w:tblCellMar>
-        </w:tblPrEx>
         <w:tc>
           <w:tcPr>
             <w:tcW w:w="2800" w:type="dxa"/>
@@ -16813,12 +15871,6 @@
         </w:tc>
       </w:tr>
       <w:tr>
-        <w:tblPrEx>
-          <w:tblCellMar>
-            <w:top w:w="0" w:type="dxa"/>
-            <w:bottom w:w="0" w:type="dxa"/>
-          </w:tblCellMar>
-        </w:tblPrEx>
         <w:tc>
           <w:tcPr>
             <w:tcW w:w="2800" w:type="dxa"/>
@@ -16903,10 +15955,7 @@
         <w:pStyle w:val="Heading2"/>
       </w:pPr>
       <w:r>
-        <w:t>4.5 Predictive</w:t>
-      </w:r>
-      <w:r>
-        <w:t xml:space="preserve"> Risk Scoring Model</w:t>
+        <w:t>4.5 Predictive Risk Scoring Model</w:t>
       </w:r>
       <w:bookmarkEnd w:id="22"/>
     </w:p>
@@ -16946,12 +15995,6 @@
         <w:gridCol w:w="4160"/>
       </w:tblGrid>
       <w:tr>
-        <w:tblPrEx>
-          <w:tblCellMar>
-            <w:top w:w="0" w:type="dxa"/>
-            <w:bottom w:w="0" w:type="dxa"/>
-          </w:tblCellMar>
-        </w:tblPrEx>
         <w:tc>
           <w:tcPr>
             <w:tcW w:w="2400" w:type="dxa"/>
@@ -17038,12 +16081,6 @@
         </w:tc>
       </w:tr>
       <w:tr>
-        <w:tblPrEx>
-          <w:tblCellMar>
-            <w:top w:w="0" w:type="dxa"/>
-            <w:bottom w:w="0" w:type="dxa"/>
-          </w:tblCellMar>
-        </w:tblPrEx>
         <w:tc>
           <w:tcPr>
             <w:tcW w:w="2400" w:type="dxa"/>
@@ -17124,12 +16161,6 @@
         </w:tc>
       </w:tr>
       <w:tr>
-        <w:tblPrEx>
-          <w:tblCellMar>
-            <w:top w:w="0" w:type="dxa"/>
-            <w:bottom w:w="0" w:type="dxa"/>
-          </w:tblCellMar>
-        </w:tblPrEx>
         <w:tc>
           <w:tcPr>
             <w:tcW w:w="2400" w:type="dxa"/>
@@ -17148,6 +16179,12 @@
             </w:tcMar>
           </w:tcPr>
           <w:p>
+            <w:pPr>
+              <w:rPr>
+                <w:sz w:val="18"/>
+                <w:szCs w:val="18"/>
+              </w:rPr>
+            </w:pPr>
             <w:r>
               <w:rPr>
                 <w:sz w:val="18"/>
@@ -17156,6 +16193,11 @@
               <w:t>District risk forecast</w:t>
             </w:r>
           </w:p>
+          <w:p>
+            <w:r>
+              <w:t xml:space="preserve">Don’t want </w:t>
+            </w:r>
+          </w:p>
         </w:tc>
         <w:tc>
           <w:tcPr>
@@ -17183,7 +16225,6 @@
               <w:t xml:space="preserve">OLS linear regression via </w:t>
             </w:r>
             <w:proofErr w:type="spellStart"/>
-            <w:proofErr w:type="gramStart"/>
             <w:r>
               <w:rPr>
                 <w:sz w:val="18"/>
@@ -17192,7 +16233,6 @@
               <w:t>numpy.polyfit</w:t>
             </w:r>
             <w:proofErr w:type="spellEnd"/>
-            <w:proofErr w:type="gramEnd"/>
             <w:r>
               <w:rPr>
                 <w:sz w:val="18"/>
@@ -17240,12 +16280,6 @@
         </w:tc>
       </w:tr>
       <w:tr>
-        <w:tblPrEx>
-          <w:tblCellMar>
-            <w:top w:w="0" w:type="dxa"/>
-            <w:bottom w:w="0" w:type="dxa"/>
-          </w:tblCellMar>
-        </w:tblPrEx>
         <w:tc>
           <w:tcPr>
             <w:tcW w:w="2400" w:type="dxa"/>
@@ -17263,12 +16297,23 @@
             </w:tcMar>
           </w:tcPr>
           <w:p>
+            <w:pPr>
+              <w:rPr>
+                <w:sz w:val="18"/>
+                <w:szCs w:val="18"/>
+              </w:rPr>
+            </w:pPr>
             <w:r>
               <w:rPr>
                 <w:sz w:val="18"/>
                 <w:szCs w:val="18"/>
               </w:rPr>
               <w:t>At-risk child list</w:t>
+            </w:r>
+          </w:p>
+          <w:p>
+            <w:r>
+              <w:t>Don’t want</w:t>
             </w:r>
           </w:p>
         </w:tc>
@@ -17405,10 +16450,7 @@
       </w:pPr>
       <w:bookmarkStart w:id="24" w:name="_Toc229724900"/>
       <w:r>
-        <w:t>5.1 Technology</w:t>
-      </w:r>
-      <w:r>
-        <w:t xml:space="preserve"> Stack</w:t>
+        <w:t>5.1 Technology Stack</w:t>
       </w:r>
       <w:bookmarkEnd w:id="24"/>
     </w:p>
@@ -17440,12 +16482,6 @@
         <w:gridCol w:w="3760"/>
       </w:tblGrid>
       <w:tr>
-        <w:tblPrEx>
-          <w:tblCellMar>
-            <w:top w:w="0" w:type="dxa"/>
-            <w:bottom w:w="0" w:type="dxa"/>
-          </w:tblCellMar>
-        </w:tblPrEx>
         <w:tc>
           <w:tcPr>
             <w:tcW w:w="2800" w:type="dxa"/>
@@ -17532,12 +16568,6 @@
         </w:tc>
       </w:tr>
       <w:tr>
-        <w:tblPrEx>
-          <w:tblCellMar>
-            <w:top w:w="0" w:type="dxa"/>
-            <w:bottom w:w="0" w:type="dxa"/>
-          </w:tblCellMar>
-        </w:tblPrEx>
         <w:tc>
           <w:tcPr>
             <w:tcW w:w="2800" w:type="dxa"/>
@@ -17618,12 +16648,6 @@
         </w:tc>
       </w:tr>
       <w:tr>
-        <w:tblPrEx>
-          <w:tblCellMar>
-            <w:top w:w="0" w:type="dxa"/>
-            <w:bottom w:w="0" w:type="dxa"/>
-          </w:tblCellMar>
-        </w:tblPrEx>
         <w:tc>
           <w:tcPr>
             <w:tcW w:w="2800" w:type="dxa"/>
@@ -17725,12 +16749,6 @@
         </w:tc>
       </w:tr>
       <w:tr>
-        <w:tblPrEx>
-          <w:tblCellMar>
-            <w:top w:w="0" w:type="dxa"/>
-            <w:bottom w:w="0" w:type="dxa"/>
-          </w:tblCellMar>
-        </w:tblPrEx>
         <w:tc>
           <w:tcPr>
             <w:tcW w:w="2800" w:type="dxa"/>
@@ -17807,25 +16825,12 @@
                 <w:sz w:val="18"/>
                 <w:szCs w:val="18"/>
               </w:rPr>
-              <w:t>2.x.</w:t>
-            </w:r>
-            <w:r>
-              <w:rPr>
-                <w:sz w:val="18"/>
-                <w:szCs w:val="18"/>
-              </w:rPr>
-              <w:t xml:space="preserve"> async-compatible, type-annotated models</w:t>
+              <w:t>2.x. async-compatible, type-annotated models</w:t>
             </w:r>
           </w:p>
         </w:tc>
       </w:tr>
       <w:tr>
-        <w:tblPrEx>
-          <w:tblCellMar>
-            <w:top w:w="0" w:type="dxa"/>
-            <w:bottom w:w="0" w:type="dxa"/>
-          </w:tblCellMar>
-        </w:tblPrEx>
         <w:tc>
           <w:tcPr>
             <w:tcW w:w="2800" w:type="dxa"/>
@@ -17909,12 +16914,6 @@
         </w:tc>
       </w:tr>
       <w:tr>
-        <w:tblPrEx>
-          <w:tblCellMar>
-            <w:top w:w="0" w:type="dxa"/>
-            <w:bottom w:w="0" w:type="dxa"/>
-          </w:tblCellMar>
-        </w:tblPrEx>
         <w:tc>
           <w:tcPr>
             <w:tcW w:w="2800" w:type="dxa"/>
@@ -18011,12 +17010,6 @@
         </w:tc>
       </w:tr>
       <w:tr>
-        <w:tblPrEx>
-          <w:tblCellMar>
-            <w:top w:w="0" w:type="dxa"/>
-            <w:bottom w:w="0" w:type="dxa"/>
-          </w:tblCellMar>
-        </w:tblPrEx>
         <w:tc>
           <w:tcPr>
             <w:tcW w:w="2800" w:type="dxa"/>
@@ -18109,12 +17102,6 @@
         </w:tc>
       </w:tr>
       <w:tr>
-        <w:tblPrEx>
-          <w:tblCellMar>
-            <w:top w:w="0" w:type="dxa"/>
-            <w:bottom w:w="0" w:type="dxa"/>
-          </w:tblCellMar>
-        </w:tblPrEx>
         <w:tc>
           <w:tcPr>
             <w:tcW w:w="2800" w:type="dxa"/>
@@ -18204,12 +17191,6 @@
         </w:tc>
       </w:tr>
       <w:tr>
-        <w:tblPrEx>
-          <w:tblCellMar>
-            <w:top w:w="0" w:type="dxa"/>
-            <w:bottom w:w="0" w:type="dxa"/>
-          </w:tblCellMar>
-        </w:tblPrEx>
         <w:tc>
           <w:tcPr>
             <w:tcW w:w="2800" w:type="dxa"/>
@@ -18256,7 +17237,6 @@
           </w:tcPr>
           <w:p>
             <w:proofErr w:type="spellStart"/>
-            <w:proofErr w:type="gramStart"/>
             <w:r>
               <w:rPr>
                 <w:sz w:val="18"/>
@@ -18265,7 +17245,6 @@
               <w:t>numpy.polyfit</w:t>
             </w:r>
             <w:proofErr w:type="spellEnd"/>
-            <w:proofErr w:type="gramEnd"/>
           </w:p>
         </w:tc>
         <w:tc>
@@ -18297,12 +17276,6 @@
         </w:tc>
       </w:tr>
       <w:tr>
-        <w:tblPrEx>
-          <w:tblCellMar>
-            <w:top w:w="0" w:type="dxa"/>
-            <w:bottom w:w="0" w:type="dxa"/>
-          </w:tblCellMar>
-        </w:tblPrEx>
         <w:tc>
           <w:tcPr>
             <w:tcW w:w="2800" w:type="dxa"/>
@@ -18383,12 +17356,6 @@
         </w:tc>
       </w:tr>
       <w:tr>
-        <w:tblPrEx>
-          <w:tblCellMar>
-            <w:top w:w="0" w:type="dxa"/>
-            <w:bottom w:w="0" w:type="dxa"/>
-          </w:tblCellMar>
-        </w:tblPrEx>
         <w:tc>
           <w:tcPr>
             <w:tcW w:w="2800" w:type="dxa"/>
@@ -18497,12 +17464,6 @@
         </w:tc>
       </w:tr>
       <w:tr>
-        <w:tblPrEx>
-          <w:tblCellMar>
-            <w:top w:w="0" w:type="dxa"/>
-            <w:bottom w:w="0" w:type="dxa"/>
-          </w:tblCellMar>
-        </w:tblPrEx>
         <w:tc>
           <w:tcPr>
             <w:tcW w:w="2800" w:type="dxa"/>
@@ -18585,12 +17546,6 @@
         </w:tc>
       </w:tr>
       <w:tr>
-        <w:tblPrEx>
-          <w:tblCellMar>
-            <w:top w:w="0" w:type="dxa"/>
-            <w:bottom w:w="0" w:type="dxa"/>
-          </w:tblCellMar>
-        </w:tblPrEx>
         <w:tc>
           <w:tcPr>
             <w:tcW w:w="2800" w:type="dxa"/>
@@ -18688,12 +17643,6 @@
         </w:tc>
       </w:tr>
       <w:tr>
-        <w:tblPrEx>
-          <w:tblCellMar>
-            <w:top w:w="0" w:type="dxa"/>
-            <w:bottom w:w="0" w:type="dxa"/>
-          </w:tblCellMar>
-        </w:tblPrEx>
         <w:tc>
           <w:tcPr>
             <w:tcW w:w="2800" w:type="dxa"/>
@@ -18788,12 +17737,6 @@
         </w:tc>
       </w:tr>
       <w:tr>
-        <w:tblPrEx>
-          <w:tblCellMar>
-            <w:top w:w="0" w:type="dxa"/>
-            <w:bottom w:w="0" w:type="dxa"/>
-          </w:tblCellMar>
-        </w:tblPrEx>
         <w:tc>
           <w:tcPr>
             <w:tcW w:w="2800" w:type="dxa"/>
@@ -18877,12 +17820,6 @@
         </w:tc>
       </w:tr>
       <w:tr>
-        <w:tblPrEx>
-          <w:tblCellMar>
-            <w:top w:w="0" w:type="dxa"/>
-            <w:bottom w:w="0" w:type="dxa"/>
-          </w:tblCellMar>
-        </w:tblPrEx>
         <w:tc>
           <w:tcPr>
             <w:tcW w:w="2800" w:type="dxa"/>
@@ -18963,12 +17900,6 @@
         </w:tc>
       </w:tr>
       <w:tr>
-        <w:tblPrEx>
-          <w:tblCellMar>
-            <w:top w:w="0" w:type="dxa"/>
-            <w:bottom w:w="0" w:type="dxa"/>
-          </w:tblCellMar>
-        </w:tblPrEx>
         <w:tc>
           <w:tcPr>
             <w:tcW w:w="2800" w:type="dxa"/>
@@ -19052,12 +17983,6 @@
         </w:tc>
       </w:tr>
       <w:tr>
-        <w:tblPrEx>
-          <w:tblCellMar>
-            <w:top w:w="0" w:type="dxa"/>
-            <w:bottom w:w="0" w:type="dxa"/>
-          </w:tblCellMar>
-        </w:tblPrEx>
         <w:tc>
           <w:tcPr>
             <w:tcW w:w="2800" w:type="dxa"/>
@@ -19138,12 +18063,6 @@
         </w:tc>
       </w:tr>
       <w:tr>
-        <w:tblPrEx>
-          <w:tblCellMar>
-            <w:top w:w="0" w:type="dxa"/>
-            <w:bottom w:w="0" w:type="dxa"/>
-          </w:tblCellMar>
-        </w:tblPrEx>
         <w:tc>
           <w:tcPr>
             <w:tcW w:w="2800" w:type="dxa"/>
@@ -19221,23 +18140,7 @@
                 <w:sz w:val="18"/>
                 <w:szCs w:val="18"/>
               </w:rPr>
-              <w:t xml:space="preserve">Restricts </w:t>
-            </w:r>
-            <w:proofErr w:type="gramStart"/>
-            <w:r>
-              <w:rPr>
-                <w:sz w:val="18"/>
-                <w:szCs w:val="18"/>
-              </w:rPr>
-              <w:t>pandas</w:t>
-            </w:r>
-            <w:proofErr w:type="gramEnd"/>
-            <w:r>
-              <w:rPr>
-                <w:sz w:val="18"/>
-                <w:szCs w:val="18"/>
-              </w:rPr>
-              <w:t xml:space="preserve"> exec to read-only operations on in-memory frames</w:t>
+              <w:t>Restricts pandas exec to read-only operations on in-memory frames</w:t>
             </w:r>
           </w:p>
         </w:tc>
@@ -19273,10 +18176,7 @@
         <w:pStyle w:val="Heading2"/>
       </w:pPr>
       <w:r>
-        <w:t>5.2 Backend</w:t>
-      </w:r>
-      <w:r>
-        <w:t xml:space="preserve"> Module Inventory</w:t>
+        <w:t>5.2 Backend Module Inventory</w:t>
       </w:r>
       <w:bookmarkEnd w:id="25"/>
     </w:p>
@@ -19316,12 +18216,6 @@
         <w:gridCol w:w="2960"/>
       </w:tblGrid>
       <w:tr>
-        <w:tblPrEx>
-          <w:tblCellMar>
-            <w:top w:w="0" w:type="dxa"/>
-            <w:bottom w:w="0" w:type="dxa"/>
-          </w:tblCellMar>
-        </w:tblPrEx>
         <w:tc>
           <w:tcPr>
             <w:tcW w:w="2200" w:type="dxa"/>
@@ -19408,12 +18302,6 @@
         </w:tc>
       </w:tr>
       <w:tr>
-        <w:tblPrEx>
-          <w:tblCellMar>
-            <w:top w:w="0" w:type="dxa"/>
-            <w:bottom w:w="0" w:type="dxa"/>
-          </w:tblCellMar>
-        </w:tblPrEx>
         <w:tc>
           <w:tcPr>
             <w:tcW w:w="2200" w:type="dxa"/>
@@ -19510,12 +18398,6 @@
         </w:tc>
       </w:tr>
       <w:tr>
-        <w:tblPrEx>
-          <w:tblCellMar>
-            <w:top w:w="0" w:type="dxa"/>
-            <w:bottom w:w="0" w:type="dxa"/>
-          </w:tblCellMar>
-        </w:tblPrEx>
         <w:tc>
           <w:tcPr>
             <w:tcW w:w="2200" w:type="dxa"/>
@@ -19599,12 +18481,6 @@
         </w:tc>
       </w:tr>
       <w:tr>
-        <w:tblPrEx>
-          <w:tblCellMar>
-            <w:top w:w="0" w:type="dxa"/>
-            <w:bottom w:w="0" w:type="dxa"/>
-          </w:tblCellMar>
-        </w:tblPrEx>
         <w:tc>
           <w:tcPr>
             <w:tcW w:w="2200" w:type="dxa"/>
@@ -19685,12 +18561,6 @@
         </w:tc>
       </w:tr>
       <w:tr>
-        <w:tblPrEx>
-          <w:tblCellMar>
-            <w:top w:w="0" w:type="dxa"/>
-            <w:bottom w:w="0" w:type="dxa"/>
-          </w:tblCellMar>
-        </w:tblPrEx>
         <w:tc>
           <w:tcPr>
             <w:tcW w:w="2200" w:type="dxa"/>
@@ -19774,12 +18644,6 @@
         </w:tc>
       </w:tr>
       <w:tr>
-        <w:tblPrEx>
-          <w:tblCellMar>
-            <w:top w:w="0" w:type="dxa"/>
-            <w:bottom w:w="0" w:type="dxa"/>
-          </w:tblCellMar>
-        </w:tblPrEx>
         <w:tc>
           <w:tcPr>
             <w:tcW w:w="2200" w:type="dxa"/>
@@ -19860,12 +18724,6 @@
         </w:tc>
       </w:tr>
       <w:tr>
-        <w:tblPrEx>
-          <w:tblCellMar>
-            <w:top w:w="0" w:type="dxa"/>
-            <w:bottom w:w="0" w:type="dxa"/>
-          </w:tblCellMar>
-        </w:tblPrEx>
         <w:tc>
           <w:tcPr>
             <w:tcW w:w="2200" w:type="dxa"/>
@@ -19974,12 +18832,6 @@
         </w:tc>
       </w:tr>
       <w:tr>
-        <w:tblPrEx>
-          <w:tblCellMar>
-            <w:top w:w="0" w:type="dxa"/>
-            <w:bottom w:w="0" w:type="dxa"/>
-          </w:tblCellMar>
-        </w:tblPrEx>
         <w:tc>
           <w:tcPr>
             <w:tcW w:w="2200" w:type="dxa"/>
@@ -20071,10 +18923,7 @@
       </w:pPr>
       <w:bookmarkStart w:id="26" w:name="_Toc229724902"/>
       <w:r>
-        <w:t>5.3 Database</w:t>
-      </w:r>
-      <w:r>
-        <w:t xml:space="preserve"> Schema</w:t>
+        <w:t>5.3 Database Schema</w:t>
       </w:r>
       <w:bookmarkEnd w:id="26"/>
     </w:p>
@@ -20106,12 +18955,6 @@
         <w:gridCol w:w="2960"/>
       </w:tblGrid>
       <w:tr>
-        <w:tblPrEx>
-          <w:tblCellMar>
-            <w:top w:w="0" w:type="dxa"/>
-            <w:bottom w:w="0" w:type="dxa"/>
-          </w:tblCellMar>
-        </w:tblPrEx>
         <w:tc>
           <w:tcPr>
             <w:tcW w:w="2200" w:type="dxa"/>
@@ -20198,12 +19041,6 @@
         </w:tc>
       </w:tr>
       <w:tr>
-        <w:tblPrEx>
-          <w:tblCellMar>
-            <w:top w:w="0" w:type="dxa"/>
-            <w:bottom w:w="0" w:type="dxa"/>
-          </w:tblCellMar>
-        </w:tblPrEx>
         <w:tc>
           <w:tcPr>
             <w:tcW w:w="2200" w:type="dxa"/>
@@ -20357,12 +19194,6 @@
         </w:tc>
       </w:tr>
       <w:tr>
-        <w:tblPrEx>
-          <w:tblCellMar>
-            <w:top w:w="0" w:type="dxa"/>
-            <w:bottom w:w="0" w:type="dxa"/>
-          </w:tblCellMar>
-        </w:tblPrEx>
         <w:tc>
           <w:tcPr>
             <w:tcW w:w="2200" w:type="dxa"/>
@@ -20535,12 +19366,6 @@
         </w:tc>
       </w:tr>
       <w:tr>
-        <w:tblPrEx>
-          <w:tblCellMar>
-            <w:top w:w="0" w:type="dxa"/>
-            <w:bottom w:w="0" w:type="dxa"/>
-          </w:tblCellMar>
-        </w:tblPrEx>
         <w:tc>
           <w:tcPr>
             <w:tcW w:w="2200" w:type="dxa"/>
@@ -20680,12 +19505,6 @@
         </w:tc>
       </w:tr>
       <w:tr>
-        <w:tblPrEx>
-          <w:tblCellMar>
-            <w:top w:w="0" w:type="dxa"/>
-            <w:bottom w:w="0" w:type="dxa"/>
-          </w:tblCellMar>
-        </w:tblPrEx>
         <w:tc>
           <w:tcPr>
             <w:tcW w:w="2200" w:type="dxa"/>
@@ -20835,12 +19654,6 @@
         </w:tc>
       </w:tr>
       <w:tr>
-        <w:tblPrEx>
-          <w:tblCellMar>
-            <w:top w:w="0" w:type="dxa"/>
-            <w:bottom w:w="0" w:type="dxa"/>
-          </w:tblCellMar>
-        </w:tblPrEx>
         <w:tc>
           <w:tcPr>
             <w:tcW w:w="2200" w:type="dxa"/>
@@ -20939,12 +19752,6 @@
         </w:tc>
       </w:tr>
       <w:tr>
-        <w:tblPrEx>
-          <w:tblCellMar>
-            <w:top w:w="0" w:type="dxa"/>
-            <w:bottom w:w="0" w:type="dxa"/>
-          </w:tblCellMar>
-        </w:tblPrEx>
         <w:tc>
           <w:tcPr>
             <w:tcW w:w="2200" w:type="dxa"/>
@@ -21103,12 +19910,6 @@
         </w:tc>
       </w:tr>
       <w:tr>
-        <w:tblPrEx>
-          <w:tblCellMar>
-            <w:top w:w="0" w:type="dxa"/>
-            <w:bottom w:w="0" w:type="dxa"/>
-          </w:tblCellMar>
-        </w:tblPrEx>
         <w:tc>
           <w:tcPr>
             <w:tcW w:w="2200" w:type="dxa"/>
@@ -21264,12 +20065,6 @@
         </w:tc>
       </w:tr>
       <w:tr>
-        <w:tblPrEx>
-          <w:tblCellMar>
-            <w:top w:w="0" w:type="dxa"/>
-            <w:bottom w:w="0" w:type="dxa"/>
-          </w:tblCellMar>
-        </w:tblPrEx>
         <w:tc>
           <w:tcPr>
             <w:tcW w:w="2200" w:type="dxa"/>
@@ -21378,12 +20173,6 @@
         </w:tc>
       </w:tr>
       <w:tr>
-        <w:tblPrEx>
-          <w:tblCellMar>
-            <w:top w:w="0" w:type="dxa"/>
-            <w:bottom w:w="0" w:type="dxa"/>
-          </w:tblCellMar>
-        </w:tblPrEx>
         <w:tc>
           <w:tcPr>
             <w:tcW w:w="2200" w:type="dxa"/>
@@ -21519,10 +20308,7 @@
         <w:pStyle w:val="Heading2"/>
       </w:pPr>
       <w:r>
-        <w:t>5.4 Session</w:t>
-      </w:r>
-      <w:r>
-        <w:t xml:space="preserve"> Persistence Architecture</w:t>
+        <w:t>5.4 Session Persistence Architecture</w:t>
       </w:r>
       <w:bookmarkEnd w:id="27"/>
     </w:p>
@@ -21589,12 +20375,6 @@
         <w:gridCol w:w="6560"/>
       </w:tblGrid>
       <w:tr>
-        <w:tblPrEx>
-          <w:tblCellMar>
-            <w:top w:w="0" w:type="dxa"/>
-            <w:bottom w:w="0" w:type="dxa"/>
-          </w:tblCellMar>
-        </w:tblPrEx>
         <w:tc>
           <w:tcPr>
             <w:tcW w:w="2800" w:type="dxa"/>
@@ -21653,12 +20433,6 @@
         </w:tc>
       </w:tr>
       <w:tr>
-        <w:tblPrEx>
-          <w:tblCellMar>
-            <w:top w:w="0" w:type="dxa"/>
-            <w:bottom w:w="0" w:type="dxa"/>
-          </w:tblCellMar>
-        </w:tblPrEx>
         <w:tc>
           <w:tcPr>
             <w:tcW w:w="2800" w:type="dxa"/>
@@ -21729,12 +20503,6 @@
         </w:tc>
       </w:tr>
       <w:tr>
-        <w:tblPrEx>
-          <w:tblCellMar>
-            <w:top w:w="0" w:type="dxa"/>
-            <w:bottom w:w="0" w:type="dxa"/>
-          </w:tblCellMar>
-        </w:tblPrEx>
         <w:tc>
           <w:tcPr>
             <w:tcW w:w="2800" w:type="dxa"/>
@@ -21766,15 +20534,7 @@
                 <w:sz w:val="18"/>
                 <w:szCs w:val="18"/>
               </w:rPr>
-              <w:t>persist_</w:t>
-            </w:r>
-            <w:proofErr w:type="gramStart"/>
-            <w:r>
-              <w:rPr>
-                <w:sz w:val="18"/>
-                <w:szCs w:val="18"/>
-              </w:rPr>
-              <w:t>session</w:t>
+              <w:t>persist_session</w:t>
             </w:r>
             <w:proofErr w:type="spellEnd"/>
             <w:r>
@@ -21782,15 +20542,7 @@
                 <w:sz w:val="18"/>
                 <w:szCs w:val="18"/>
               </w:rPr>
-              <w:t>(</w:t>
-            </w:r>
-            <w:proofErr w:type="gramEnd"/>
-            <w:r>
-              <w:rPr>
-                <w:sz w:val="18"/>
-                <w:szCs w:val="18"/>
-              </w:rPr>
-              <w:t>) helper</w:t>
+              <w:t>() helper</w:t>
             </w:r>
           </w:p>
         </w:tc>
@@ -21855,12 +20607,6 @@
         </w:tc>
       </w:tr>
       <w:tr>
-        <w:tblPrEx>
-          <w:tblCellMar>
-            <w:top w:w="0" w:type="dxa"/>
-            <w:bottom w:w="0" w:type="dxa"/>
-          </w:tblCellMar>
-        </w:tblPrEx>
         <w:tc>
           <w:tcPr>
             <w:tcW w:w="2800" w:type="dxa"/>
@@ -21883,23 +20629,7 @@
                 <w:sz w:val="18"/>
                 <w:szCs w:val="18"/>
               </w:rPr>
-              <w:t>/</w:t>
-            </w:r>
-            <w:proofErr w:type="gramStart"/>
-            <w:r>
-              <w:rPr>
-                <w:sz w:val="18"/>
-                <w:szCs w:val="18"/>
-              </w:rPr>
-              <w:t>sessions</w:t>
-            </w:r>
-            <w:proofErr w:type="gramEnd"/>
-            <w:r>
-              <w:rPr>
-                <w:sz w:val="18"/>
-                <w:szCs w:val="18"/>
-              </w:rPr>
-              <w:t xml:space="preserve"> endpoint</w:t>
+              <w:t>/sessions endpoint</w:t>
             </w:r>
           </w:p>
         </w:tc>
@@ -21931,12 +20661,6 @@
         </w:tc>
       </w:tr>
       <w:tr>
-        <w:tblPrEx>
-          <w:tblCellMar>
-            <w:top w:w="0" w:type="dxa"/>
-            <w:bottom w:w="0" w:type="dxa"/>
-          </w:tblCellMar>
-        </w:tblPrEx>
         <w:tc>
           <w:tcPr>
             <w:tcW w:w="2800" w:type="dxa"/>
@@ -22009,12 +20733,6 @@
         </w:tc>
       </w:tr>
       <w:tr>
-        <w:tblPrEx>
-          <w:tblCellMar>
-            <w:top w:w="0" w:type="dxa"/>
-            <w:bottom w:w="0" w:type="dxa"/>
-          </w:tblCellMar>
-        </w:tblPrEx>
         <w:tc>
           <w:tcPr>
             <w:tcW w:w="2800" w:type="dxa"/>
@@ -22071,15 +20789,7 @@
                 <w:sz w:val="18"/>
                 <w:szCs w:val="18"/>
               </w:rPr>
-              <w:t>log_</w:t>
-            </w:r>
-            <w:proofErr w:type="gramStart"/>
-            <w:r>
-              <w:rPr>
-                <w:sz w:val="18"/>
-                <w:szCs w:val="18"/>
-              </w:rPr>
-              <w:t>audit</w:t>
+              <w:t>log_audit</w:t>
             </w:r>
             <w:proofErr w:type="spellEnd"/>
             <w:r>
@@ -22087,15 +20797,7 @@
                 <w:sz w:val="18"/>
                 <w:szCs w:val="18"/>
               </w:rPr>
-              <w:t>(</w:t>
-            </w:r>
-            <w:proofErr w:type="gramEnd"/>
-            <w:r>
-              <w:rPr>
-                <w:sz w:val="18"/>
-                <w:szCs w:val="18"/>
-              </w:rPr>
-              <w:t>) is called alongside _</w:t>
+              <w:t>() is called alongside _</w:t>
             </w:r>
             <w:proofErr w:type="spellStart"/>
             <w:r>
@@ -22103,15 +20805,7 @@
                 <w:sz w:val="18"/>
                 <w:szCs w:val="18"/>
               </w:rPr>
-              <w:t>persist_</w:t>
-            </w:r>
-            <w:proofErr w:type="gramStart"/>
-            <w:r>
-              <w:rPr>
-                <w:sz w:val="18"/>
-                <w:szCs w:val="18"/>
-              </w:rPr>
-              <w:t>session</w:t>
+              <w:t>persist_session</w:t>
             </w:r>
             <w:proofErr w:type="spellEnd"/>
             <w:r>
@@ -22119,15 +20813,7 @@
                 <w:sz w:val="18"/>
                 <w:szCs w:val="18"/>
               </w:rPr>
-              <w:t>(</w:t>
-            </w:r>
-            <w:proofErr w:type="gramEnd"/>
-            <w:r>
-              <w:rPr>
-                <w:sz w:val="18"/>
-                <w:szCs w:val="18"/>
-              </w:rPr>
-              <w:t>) on every run, ensuring every analysis action is attributed and timestamped.</w:t>
+              <w:t>() on every run, ensuring every analysis action is attributed and timestamped.</w:t>
             </w:r>
           </w:p>
         </w:tc>
@@ -22158,10 +20844,7 @@
       </w:pPr>
       <w:bookmarkStart w:id="29" w:name="_Toc229724905"/>
       <w:r>
-        <w:t>6.1 Authentication</w:t>
-      </w:r>
-      <w:r>
-        <w:t xml:space="preserve"> &amp; Access Control</w:t>
+        <w:t>6.1 Authentication &amp; Access Control</w:t>
       </w:r>
       <w:bookmarkEnd w:id="29"/>
     </w:p>
@@ -22205,12 +20888,6 @@
         <w:gridCol w:w="6560"/>
       </w:tblGrid>
       <w:tr>
-        <w:tblPrEx>
-          <w:tblCellMar>
-            <w:top w:w="0" w:type="dxa"/>
-            <w:bottom w:w="0" w:type="dxa"/>
-          </w:tblCellMar>
-        </w:tblPrEx>
         <w:tc>
           <w:tcPr>
             <w:tcW w:w="2800" w:type="dxa"/>
@@ -22269,12 +20946,6 @@
         </w:tc>
       </w:tr>
       <w:tr>
-        <w:tblPrEx>
-          <w:tblCellMar>
-            <w:top w:w="0" w:type="dxa"/>
-            <w:bottom w:w="0" w:type="dxa"/>
-          </w:tblCellMar>
-        </w:tblPrEx>
         <w:tc>
           <w:tcPr>
             <w:tcW w:w="2800" w:type="dxa"/>
@@ -22329,12 +21000,6 @@
         </w:tc>
       </w:tr>
       <w:tr>
-        <w:tblPrEx>
-          <w:tblCellMar>
-            <w:top w:w="0" w:type="dxa"/>
-            <w:bottom w:w="0" w:type="dxa"/>
-          </w:tblCellMar>
-        </w:tblPrEx>
         <w:tc>
           <w:tcPr>
             <w:tcW w:w="2800" w:type="dxa"/>
@@ -22407,12 +21072,6 @@
         </w:tc>
       </w:tr>
       <w:tr>
-        <w:tblPrEx>
-          <w:tblCellMar>
-            <w:top w:w="0" w:type="dxa"/>
-            <w:bottom w:w="0" w:type="dxa"/>
-          </w:tblCellMar>
-        </w:tblPrEx>
         <w:tc>
           <w:tcPr>
             <w:tcW w:w="2800" w:type="dxa"/>
@@ -22467,12 +21126,6 @@
         </w:tc>
       </w:tr>
       <w:tr>
-        <w:tblPrEx>
-          <w:tblCellMar>
-            <w:top w:w="0" w:type="dxa"/>
-            <w:bottom w:w="0" w:type="dxa"/>
-          </w:tblCellMar>
-        </w:tblPrEx>
         <w:tc>
           <w:tcPr>
             <w:tcW w:w="2800" w:type="dxa"/>
@@ -22540,10 +21193,7 @@
       </w:pPr>
       <w:bookmarkStart w:id="30" w:name="_Toc229724906"/>
       <w:r>
-        <w:t>6.2 Data</w:t>
-      </w:r>
-      <w:r>
-        <w:t xml:space="preserve"> Isolation &amp; Local Processing</w:t>
+        <w:t>6.2 Data Isolation &amp; Local Processing</w:t>
       </w:r>
       <w:bookmarkEnd w:id="30"/>
     </w:p>
@@ -22624,10 +21274,7 @@
       </w:pPr>
       <w:bookmarkStart w:id="31" w:name="_Toc229724907"/>
       <w:r>
-        <w:t>6.3 Audit</w:t>
-      </w:r>
-      <w:r>
-        <w:t xml:space="preserve"> Traceability</w:t>
+        <w:t>6.3 Audit Traceability</w:t>
       </w:r>
       <w:bookmarkEnd w:id="31"/>
     </w:p>
@@ -22674,12 +21321,6 @@
         <w:gridCol w:w="6360"/>
       </w:tblGrid>
       <w:tr>
-        <w:tblPrEx>
-          <w:tblCellMar>
-            <w:top w:w="0" w:type="dxa"/>
-            <w:bottom w:w="0" w:type="dxa"/>
-          </w:tblCellMar>
-        </w:tblPrEx>
         <w:tc>
           <w:tcPr>
             <w:tcW w:w="3000" w:type="dxa"/>
@@ -22738,12 +21379,6 @@
         </w:tc>
       </w:tr>
       <w:tr>
-        <w:tblPrEx>
-          <w:tblCellMar>
-            <w:top w:w="0" w:type="dxa"/>
-            <w:bottom w:w="0" w:type="dxa"/>
-          </w:tblCellMar>
-        </w:tblPrEx>
         <w:tc>
           <w:tcPr>
             <w:tcW w:w="3000" w:type="dxa"/>
@@ -22798,12 +21433,6 @@
         </w:tc>
       </w:tr>
       <w:tr>
-        <w:tblPrEx>
-          <w:tblCellMar>
-            <w:top w:w="0" w:type="dxa"/>
-            <w:bottom w:w="0" w:type="dxa"/>
-          </w:tblCellMar>
-        </w:tblPrEx>
         <w:tc>
           <w:tcPr>
             <w:tcW w:w="3000" w:type="dxa"/>
@@ -22860,12 +21489,6 @@
         </w:tc>
       </w:tr>
       <w:tr>
-        <w:tblPrEx>
-          <w:tblCellMar>
-            <w:top w:w="0" w:type="dxa"/>
-            <w:bottom w:w="0" w:type="dxa"/>
-          </w:tblCellMar>
-        </w:tblPrEx>
         <w:tc>
           <w:tcPr>
             <w:tcW w:w="3000" w:type="dxa"/>
@@ -22920,12 +21543,6 @@
         </w:tc>
       </w:tr>
       <w:tr>
-        <w:tblPrEx>
-          <w:tblCellMar>
-            <w:top w:w="0" w:type="dxa"/>
-            <w:bottom w:w="0" w:type="dxa"/>
-          </w:tblCellMar>
-        </w:tblPrEx>
         <w:tc>
           <w:tcPr>
             <w:tcW w:w="3000" w:type="dxa"/>
@@ -22982,12 +21599,6 @@
         </w:tc>
       </w:tr>
       <w:tr>
-        <w:tblPrEx>
-          <w:tblCellMar>
-            <w:top w:w="0" w:type="dxa"/>
-            <w:bottom w:w="0" w:type="dxa"/>
-          </w:tblCellMar>
-        </w:tblPrEx>
         <w:tc>
           <w:tcPr>
             <w:tcW w:w="3000" w:type="dxa"/>
@@ -23042,12 +21653,6 @@
         </w:tc>
       </w:tr>
       <w:tr>
-        <w:tblPrEx>
-          <w:tblCellMar>
-            <w:top w:w="0" w:type="dxa"/>
-            <w:bottom w:w="0" w:type="dxa"/>
-          </w:tblCellMar>
-        </w:tblPrEx>
         <w:tc>
           <w:tcPr>
             <w:tcW w:w="3000" w:type="dxa"/>
@@ -23143,10 +21748,7 @@
       </w:pPr>
       <w:bookmarkStart w:id="32" w:name="_Toc229724908"/>
       <w:r>
-        <w:t>6.4 Data</w:t>
-      </w:r>
-      <w:r>
-        <w:t xml:space="preserve"> Integrity</w:t>
+        <w:t>6.4 Data Integrity</w:t>
       </w:r>
       <w:bookmarkEnd w:id="32"/>
     </w:p>
@@ -23231,10 +21833,7 @@
       </w:pPr>
       <w:bookmarkStart w:id="34" w:name="_Toc229724910"/>
       <w:r>
-        <w:t>7.1 Deployment</w:t>
-      </w:r>
-      <w:r>
-        <w:t xml:space="preserve"> Requirements</w:t>
+        <w:t>7.1 Deployment Requirements</w:t>
       </w:r>
       <w:bookmarkEnd w:id="34"/>
     </w:p>
@@ -23265,12 +21864,6 @@
         <w:gridCol w:w="6360"/>
       </w:tblGrid>
       <w:tr>
-        <w:tblPrEx>
-          <w:tblCellMar>
-            <w:top w:w="0" w:type="dxa"/>
-            <w:bottom w:w="0" w:type="dxa"/>
-          </w:tblCellMar>
-        </w:tblPrEx>
         <w:tc>
           <w:tcPr>
             <w:tcW w:w="3000" w:type="dxa"/>
@@ -23329,12 +21922,6 @@
         </w:tc>
       </w:tr>
       <w:tr>
-        <w:tblPrEx>
-          <w:tblCellMar>
-            <w:top w:w="0" w:type="dxa"/>
-            <w:bottom w:w="0" w:type="dxa"/>
-          </w:tblCellMar>
-        </w:tblPrEx>
         <w:tc>
           <w:tcPr>
             <w:tcW w:w="3000" w:type="dxa"/>
@@ -23389,12 +21976,6 @@
         </w:tc>
       </w:tr>
       <w:tr>
-        <w:tblPrEx>
-          <w:tblCellMar>
-            <w:top w:w="0" w:type="dxa"/>
-            <w:bottom w:w="0" w:type="dxa"/>
-          </w:tblCellMar>
-        </w:tblPrEx>
         <w:tc>
           <w:tcPr>
             <w:tcW w:w="3000" w:type="dxa"/>
@@ -23451,12 +22032,6 @@
         </w:tc>
       </w:tr>
       <w:tr>
-        <w:tblPrEx>
-          <w:tblCellMar>
-            <w:top w:w="0" w:type="dxa"/>
-            <w:bottom w:w="0" w:type="dxa"/>
-          </w:tblCellMar>
-        </w:tblPrEx>
         <w:tc>
           <w:tcPr>
             <w:tcW w:w="3000" w:type="dxa"/>
@@ -23511,12 +22086,6 @@
         </w:tc>
       </w:tr>
       <w:tr>
-        <w:tblPrEx>
-          <w:tblCellMar>
-            <w:top w:w="0" w:type="dxa"/>
-            <w:bottom w:w="0" w:type="dxa"/>
-          </w:tblCellMar>
-        </w:tblPrEx>
         <w:tc>
           <w:tcPr>
             <w:tcW w:w="3000" w:type="dxa"/>
@@ -23573,12 +22142,6 @@
         </w:tc>
       </w:tr>
       <w:tr>
-        <w:tblPrEx>
-          <w:tblCellMar>
-            <w:top w:w="0" w:type="dxa"/>
-            <w:bottom w:w="0" w:type="dxa"/>
-          </w:tblCellMar>
-        </w:tblPrEx>
         <w:tc>
           <w:tcPr>
             <w:tcW w:w="3000" w:type="dxa"/>
@@ -23649,12 +22212,6 @@
         </w:tc>
       </w:tr>
       <w:tr>
-        <w:tblPrEx>
-          <w:tblCellMar>
-            <w:top w:w="0" w:type="dxa"/>
-            <w:bottom w:w="0" w:type="dxa"/>
-          </w:tblCellMar>
-        </w:tblPrEx>
         <w:tc>
           <w:tcPr>
             <w:tcW w:w="3000" w:type="dxa"/>
@@ -23711,12 +22268,6 @@
         </w:tc>
       </w:tr>
       <w:tr>
-        <w:tblPrEx>
-          <w:tblCellMar>
-            <w:top w:w="0" w:type="dxa"/>
-            <w:bottom w:w="0" w:type="dxa"/>
-          </w:tblCellMar>
-        </w:tblPrEx>
         <w:tc>
           <w:tcPr>
             <w:tcW w:w="3000" w:type="dxa"/>
@@ -23771,12 +22322,6 @@
         </w:tc>
       </w:tr>
       <w:tr>
-        <w:tblPrEx>
-          <w:tblCellMar>
-            <w:top w:w="0" w:type="dxa"/>
-            <w:bottom w:w="0" w:type="dxa"/>
-          </w:tblCellMar>
-        </w:tblPrEx>
         <w:tc>
           <w:tcPr>
             <w:tcW w:w="3000" w:type="dxa"/>
@@ -23844,10 +22389,7 @@
       </w:pPr>
       <w:bookmarkStart w:id="35" w:name="_Toc229724911"/>
       <w:r>
-        <w:t>7.2 Initial</w:t>
-      </w:r>
-      <w:r>
-        <w:t xml:space="preserve"> Deployment Procedure</w:t>
+        <w:t>7.2 Initial Deployment Procedure</w:t>
       </w:r>
       <w:bookmarkEnd w:id="35"/>
     </w:p>
@@ -23869,15 +22411,7 @@
       </w:r>
       <w:proofErr w:type="spellEnd"/>
       <w:r>
-        <w:t xml:space="preserve"> Docker image from the development team (e.g., </w:t>
-      </w:r>
-      <w:proofErr w:type="gramStart"/>
-      <w:r>
-        <w:t>smartdqc:v</w:t>
-      </w:r>
-      <w:proofErr w:type="gramEnd"/>
-      <w:r>
-        <w:t>1.0.0).</w:t>
+        <w:t xml:space="preserve"> Docker image from the development team (e.g., smartdqc:v1.0.0).</w:t>
       </w:r>
     </w:p>
     <w:p>
@@ -23982,10 +22516,7 @@
       </w:pPr>
       <w:bookmarkStart w:id="36" w:name="_Toc229724912"/>
       <w:r>
-        <w:t>7.3 Remote</w:t>
-      </w:r>
-      <w:r>
-        <w:t xml:space="preserve"> Update Procedure</w:t>
+        <w:t>7.3 Remote Update Procedure</w:t>
       </w:r>
       <w:bookmarkEnd w:id="36"/>
     </w:p>
@@ -24007,15 +22538,7 @@
         <w:spacing w:before="40" w:after="40"/>
       </w:pPr>
       <w:r>
-        <w:t xml:space="preserve">Development team pushes new image tag (e.g., </w:t>
-      </w:r>
-      <w:proofErr w:type="gramStart"/>
-      <w:r>
-        <w:t>smartdqc:v</w:t>
-      </w:r>
-      <w:proofErr w:type="gramEnd"/>
-      <w:r>
-        <w:t>1.1.0) to the agreed distribution channel.</w:t>
+        <w:t>Development team pushes new image tag (e.g., smartdqc:v1.1.0) to the agreed distribution channel.</w:t>
       </w:r>
     </w:p>
     <w:p>
@@ -24089,10 +22612,7 @@
       </w:pPr>
       <w:bookmarkStart w:id="37" w:name="_Toc229724913"/>
       <w:r>
-        <w:t>7.4 Remote</w:t>
-      </w:r>
-      <w:r>
-        <w:t xml:space="preserve"> Maintenance Access</w:t>
+        <w:t>7.4 Remote Maintenance Access</w:t>
       </w:r>
       <w:bookmarkEnd w:id="37"/>
     </w:p>
@@ -24156,10 +22676,7 @@
       </w:pPr>
       <w:bookmarkStart w:id="39" w:name="_Toc229724915"/>
       <w:r>
-        <w:t>8.1 Backend</w:t>
-      </w:r>
-      <w:r>
-        <w:t xml:space="preserve"> Build Metrics</w:t>
+        <w:t>8.1 Backend Build Metrics</w:t>
       </w:r>
       <w:bookmarkEnd w:id="39"/>
     </w:p>
@@ -24190,12 +22707,6 @@
         <w:gridCol w:w="5760"/>
       </w:tblGrid>
       <w:tr>
-        <w:tblPrEx>
-          <w:tblCellMar>
-            <w:top w:w="0" w:type="dxa"/>
-            <w:bottom w:w="0" w:type="dxa"/>
-          </w:tblCellMar>
-        </w:tblPrEx>
         <w:tc>
           <w:tcPr>
             <w:tcW w:w="3600" w:type="dxa"/>
@@ -24254,12 +22765,6 @@
         </w:tc>
       </w:tr>
       <w:tr>
-        <w:tblPrEx>
-          <w:tblCellMar>
-            <w:top w:w="0" w:type="dxa"/>
-            <w:bottom w:w="0" w:type="dxa"/>
-          </w:tblCellMar>
-        </w:tblPrEx>
         <w:tc>
           <w:tcPr>
             <w:tcW w:w="3600" w:type="dxa"/>
@@ -24346,12 +22851,6 @@
         </w:tc>
       </w:tr>
       <w:tr>
-        <w:tblPrEx>
-          <w:tblCellMar>
-            <w:top w:w="0" w:type="dxa"/>
-            <w:bottom w:w="0" w:type="dxa"/>
-          </w:tblCellMar>
-        </w:tblPrEx>
         <w:tc>
           <w:tcPr>
             <w:tcW w:w="3600" w:type="dxa"/>
@@ -24408,12 +22907,6 @@
         </w:tc>
       </w:tr>
       <w:tr>
-        <w:tblPrEx>
-          <w:tblCellMar>
-            <w:top w:w="0" w:type="dxa"/>
-            <w:bottom w:w="0" w:type="dxa"/>
-          </w:tblCellMar>
-        </w:tblPrEx>
         <w:tc>
           <w:tcPr>
             <w:tcW w:w="3600" w:type="dxa"/>
@@ -24468,12 +22961,6 @@
         </w:tc>
       </w:tr>
       <w:tr>
-        <w:tblPrEx>
-          <w:tblCellMar>
-            <w:top w:w="0" w:type="dxa"/>
-            <w:bottom w:w="0" w:type="dxa"/>
-          </w:tblCellMar>
-        </w:tblPrEx>
         <w:tc>
           <w:tcPr>
             <w:tcW w:w="3600" w:type="dxa"/>
@@ -24530,12 +23017,6 @@
         </w:tc>
       </w:tr>
       <w:tr>
-        <w:tblPrEx>
-          <w:tblCellMar>
-            <w:top w:w="0" w:type="dxa"/>
-            <w:bottom w:w="0" w:type="dxa"/>
-          </w:tblCellMar>
-        </w:tblPrEx>
         <w:tc>
           <w:tcPr>
             <w:tcW w:w="3600" w:type="dxa"/>
@@ -24590,12 +23071,6 @@
         </w:tc>
       </w:tr>
       <w:tr>
-        <w:tblPrEx>
-          <w:tblCellMar>
-            <w:top w:w="0" w:type="dxa"/>
-            <w:bottom w:w="0" w:type="dxa"/>
-          </w:tblCellMar>
-        </w:tblPrEx>
         <w:tc>
           <w:tcPr>
             <w:tcW w:w="3600" w:type="dxa"/>
@@ -24668,12 +23143,6 @@
         </w:tc>
       </w:tr>
       <w:tr>
-        <w:tblPrEx>
-          <w:tblCellMar>
-            <w:top w:w="0" w:type="dxa"/>
-            <w:bottom w:w="0" w:type="dxa"/>
-          </w:tblCellMar>
-        </w:tblPrEx>
         <w:tc>
           <w:tcPr>
             <w:tcW w:w="3600" w:type="dxa"/>
@@ -24728,12 +23197,6 @@
         </w:tc>
       </w:tr>
       <w:tr>
-        <w:tblPrEx>
-          <w:tblCellMar>
-            <w:top w:w="0" w:type="dxa"/>
-            <w:bottom w:w="0" w:type="dxa"/>
-          </w:tblCellMar>
-        </w:tblPrEx>
         <w:tc>
           <w:tcPr>
             <w:tcW w:w="3600" w:type="dxa"/>
@@ -24790,12 +23253,6 @@
         </w:tc>
       </w:tr>
       <w:tr>
-        <w:tblPrEx>
-          <w:tblCellMar>
-            <w:top w:w="0" w:type="dxa"/>
-            <w:bottom w:w="0" w:type="dxa"/>
-          </w:tblCellMar>
-        </w:tblPrEx>
         <w:tc>
           <w:tcPr>
             <w:tcW w:w="3600" w:type="dxa"/>
@@ -24861,10 +23318,7 @@
       </w:pPr>
       <w:bookmarkStart w:id="40" w:name="_Toc229724916"/>
       <w:r>
-        <w:t>8.2 Target</w:t>
-      </w:r>
-      <w:r>
-        <w:t xml:space="preserve"> Operational Performance</w:t>
+        <w:t>8.2 Target Operational Performance</w:t>
       </w:r>
       <w:bookmarkEnd w:id="40"/>
     </w:p>
@@ -24896,12 +23350,6 @@
         <w:gridCol w:w="4000"/>
       </w:tblGrid>
       <w:tr>
-        <w:tblPrEx>
-          <w:tblCellMar>
-            <w:top w:w="0" w:type="dxa"/>
-            <w:bottom w:w="0" w:type="dxa"/>
-          </w:tblCellMar>
-        </w:tblPrEx>
         <w:tc>
           <w:tcPr>
             <w:tcW w:w="3000" w:type="dxa"/>
@@ -24988,12 +23436,6 @@
         </w:tc>
       </w:tr>
       <w:tr>
-        <w:tblPrEx>
-          <w:tblCellMar>
-            <w:top w:w="0" w:type="dxa"/>
-            <w:bottom w:w="0" w:type="dxa"/>
-          </w:tblCellMar>
-        </w:tblPrEx>
         <w:tc>
           <w:tcPr>
             <w:tcW w:w="3000" w:type="dxa"/>
@@ -25090,12 +23532,6 @@
         </w:tc>
       </w:tr>
       <w:tr>
-        <w:tblPrEx>
-          <w:tblCellMar>
-            <w:top w:w="0" w:type="dxa"/>
-            <w:bottom w:w="0" w:type="dxa"/>
-          </w:tblCellMar>
-        </w:tblPrEx>
         <w:tc>
           <w:tcPr>
             <w:tcW w:w="3000" w:type="dxa"/>
@@ -25179,12 +23615,6 @@
         </w:tc>
       </w:tr>
       <w:tr>
-        <w:tblPrEx>
-          <w:tblCellMar>
-            <w:top w:w="0" w:type="dxa"/>
-            <w:bottom w:w="0" w:type="dxa"/>
-          </w:tblCellMar>
-        </w:tblPrEx>
         <w:tc>
           <w:tcPr>
             <w:tcW w:w="3000" w:type="dxa"/>
@@ -25259,34 +23689,12 @@
                 <w:sz w:val="18"/>
                 <w:szCs w:val="18"/>
               </w:rPr>
-              <w:t xml:space="preserve">Question to answer including LLM call + </w:t>
-            </w:r>
-            <w:proofErr w:type="gramStart"/>
-            <w:r>
-              <w:rPr>
-                <w:sz w:val="18"/>
-                <w:szCs w:val="18"/>
-              </w:rPr>
-              <w:t>pandas</w:t>
-            </w:r>
-            <w:proofErr w:type="gramEnd"/>
-            <w:r>
-              <w:rPr>
-                <w:sz w:val="18"/>
-                <w:szCs w:val="18"/>
-              </w:rPr>
-              <w:t xml:space="preserve"> execution + chart generation.</w:t>
+              <w:t>Question to answer including LLM call + pandas execution + chart generation.</w:t>
             </w:r>
           </w:p>
         </w:tc>
       </w:tr>
       <w:tr>
-        <w:tblPrEx>
-          <w:tblCellMar>
-            <w:top w:w="0" w:type="dxa"/>
-            <w:bottom w:w="0" w:type="dxa"/>
-          </w:tblCellMar>
-        </w:tblPrEx>
         <w:tc>
           <w:tcPr>
             <w:tcW w:w="3000" w:type="dxa"/>
@@ -25370,12 +23778,6 @@
         </w:tc>
       </w:tr>
       <w:tr>
-        <w:tblPrEx>
-          <w:tblCellMar>
-            <w:top w:w="0" w:type="dxa"/>
-            <w:bottom w:w="0" w:type="dxa"/>
-          </w:tblCellMar>
-        </w:tblPrEx>
         <w:tc>
           <w:tcPr>
             <w:tcW w:w="3000" w:type="dxa"/>
@@ -25456,12 +23858,6 @@
         </w:tc>
       </w:tr>
       <w:tr>
-        <w:tblPrEx>
-          <w:tblCellMar>
-            <w:top w:w="0" w:type="dxa"/>
-            <w:bottom w:w="0" w:type="dxa"/>
-          </w:tblCellMar>
-        </w:tblPrEx>
         <w:tc>
           <w:tcPr>
             <w:tcW w:w="3000" w:type="dxa"/>
@@ -25556,10 +23952,7 @@
       </w:pPr>
       <w:bookmarkStart w:id="41" w:name="_Toc229724917"/>
       <w:r>
-        <w:t>8.3 Development</w:t>
-      </w:r>
-      <w:r>
-        <w:t xml:space="preserve"> Velocity Summary</w:t>
+        <w:t>8.3 Development Velocity Summary</w:t>
       </w:r>
       <w:bookmarkEnd w:id="41"/>
     </w:p>
@@ -25591,12 +23984,6 @@
         <w:gridCol w:w="2160"/>
       </w:tblGrid>
       <w:tr>
-        <w:tblPrEx>
-          <w:tblCellMar>
-            <w:top w:w="0" w:type="dxa"/>
-            <w:bottom w:w="0" w:type="dxa"/>
-          </w:tblCellMar>
-        </w:tblPrEx>
         <w:tc>
           <w:tcPr>
             <w:tcW w:w="1200" w:type="dxa"/>
@@ -25683,12 +24070,6 @@
         </w:tc>
       </w:tr>
       <w:tr>
-        <w:tblPrEx>
-          <w:tblCellMar>
-            <w:top w:w="0" w:type="dxa"/>
-            <w:bottom w:w="0" w:type="dxa"/>
-          </w:tblCellMar>
-        </w:tblPrEx>
         <w:tc>
           <w:tcPr>
             <w:tcW w:w="1200" w:type="dxa"/>
@@ -25770,12 +24151,6 @@
         </w:tc>
       </w:tr>
       <w:tr>
-        <w:tblPrEx>
-          <w:tblCellMar>
-            <w:top w:w="0" w:type="dxa"/>
-            <w:bottom w:w="0" w:type="dxa"/>
-          </w:tblCellMar>
-        </w:tblPrEx>
         <w:tc>
           <w:tcPr>
             <w:tcW w:w="1200" w:type="dxa"/>
@@ -25859,12 +24234,6 @@
         </w:tc>
       </w:tr>
       <w:tr>
-        <w:tblPrEx>
-          <w:tblCellMar>
-            <w:top w:w="0" w:type="dxa"/>
-            <w:bottom w:w="0" w:type="dxa"/>
-          </w:tblCellMar>
-        </w:tblPrEx>
         <w:tc>
           <w:tcPr>
             <w:tcW w:w="1200" w:type="dxa"/>
@@ -25961,12 +24330,6 @@
         </w:tc>
       </w:tr>
       <w:tr>
-        <w:tblPrEx>
-          <w:tblCellMar>
-            <w:top w:w="0" w:type="dxa"/>
-            <w:bottom w:w="0" w:type="dxa"/>
-          </w:tblCellMar>
-        </w:tblPrEx>
         <w:tc>
           <w:tcPr>
             <w:tcW w:w="1200" w:type="dxa"/>
@@ -26050,12 +24413,6 @@
         </w:tc>
       </w:tr>
       <w:tr>
-        <w:tblPrEx>
-          <w:tblCellMar>
-            <w:top w:w="0" w:type="dxa"/>
-            <w:bottom w:w="0" w:type="dxa"/>
-          </w:tblCellMar>
-        </w:tblPrEx>
         <w:tc>
           <w:tcPr>
             <w:tcW w:w="1200" w:type="dxa"/>
@@ -26136,12 +24493,6 @@
         </w:tc>
       </w:tr>
       <w:tr>
-        <w:tblPrEx>
-          <w:tblCellMar>
-            <w:top w:w="0" w:type="dxa"/>
-            <w:bottom w:w="0" w:type="dxa"/>
-          </w:tblCellMar>
-        </w:tblPrEx>
         <w:tc>
           <w:tcPr>
             <w:tcW w:w="1200" w:type="dxa"/>
@@ -26286,12 +24637,6 @@
         <w:gridCol w:w="2560"/>
       </w:tblGrid>
       <w:tr>
-        <w:tblPrEx>
-          <w:tblCellMar>
-            <w:top w:w="0" w:type="dxa"/>
-            <w:bottom w:w="0" w:type="dxa"/>
-          </w:tblCellMar>
-        </w:tblPrEx>
         <w:tc>
           <w:tcPr>
             <w:tcW w:w="800" w:type="dxa"/>
@@ -26406,12 +24751,6 @@
         </w:tc>
       </w:tr>
       <w:tr>
-        <w:tblPrEx>
-          <w:tblCellMar>
-            <w:top w:w="0" w:type="dxa"/>
-            <w:bottom w:w="0" w:type="dxa"/>
-          </w:tblCellMar>
-        </w:tblPrEx>
         <w:tc>
           <w:tcPr>
             <w:tcW w:w="800" w:type="dxa"/>
@@ -26527,12 +24866,6 @@
         </w:tc>
       </w:tr>
       <w:tr>
-        <w:tblPrEx>
-          <w:tblCellMar>
-            <w:top w:w="0" w:type="dxa"/>
-            <w:bottom w:w="0" w:type="dxa"/>
-          </w:tblCellMar>
-        </w:tblPrEx>
         <w:tc>
           <w:tcPr>
             <w:tcW w:w="800" w:type="dxa"/>
@@ -26645,12 +24978,6 @@
         </w:tc>
       </w:tr>
       <w:tr>
-        <w:tblPrEx>
-          <w:tblCellMar>
-            <w:top w:w="0" w:type="dxa"/>
-            <w:bottom w:w="0" w:type="dxa"/>
-          </w:tblCellMar>
-        </w:tblPrEx>
         <w:tc>
           <w:tcPr>
             <w:tcW w:w="800" w:type="dxa"/>
@@ -26792,6 +25119,18 @@
       <w:r>
         <w:t xml:space="preserve"> is documented below.</w:t>
       </w:r>
+      <w:r>
+        <w:t xml:space="preserve"> (landscape) include what may happen (</w:t>
+      </w:r>
+      <w:r>
+        <w:t>expected, expecting, date</w:t>
+      </w:r>
+      <w:r>
+        <w:t>,</w:t>
+      </w:r>
+      <w:r>
+        <w:t>)</w:t>
+      </w:r>
     </w:p>
     <w:p>
       <w:pPr>
@@ -26822,12 +25161,6 @@
         <w:gridCol w:w="2360"/>
       </w:tblGrid>
       <w:tr>
-        <w:tblPrEx>
-          <w:tblCellMar>
-            <w:top w:w="0" w:type="dxa"/>
-            <w:bottom w:w="0" w:type="dxa"/>
-          </w:tblCellMar>
-        </w:tblPrEx>
         <w:tc>
           <w:tcPr>
             <w:tcW w:w="2600" w:type="dxa"/>
@@ -26942,12 +25275,6 @@
         </w:tc>
       </w:tr>
       <w:tr>
-        <w:tblPrEx>
-          <w:tblCellMar>
-            <w:top w:w="0" w:type="dxa"/>
-            <w:bottom w:w="0" w:type="dxa"/>
-          </w:tblCellMar>
-        </w:tblPrEx>
         <w:tc>
           <w:tcPr>
             <w:tcW w:w="2600" w:type="dxa"/>
@@ -26965,12 +25292,58 @@
             </w:tcMar>
           </w:tcPr>
           <w:p>
+            <w:pPr>
+              <w:rPr>
+                <w:sz w:val="18"/>
+                <w:szCs w:val="18"/>
+              </w:rPr>
+            </w:pPr>
             <w:r>
               <w:rPr>
                 <w:sz w:val="18"/>
                 <w:szCs w:val="18"/>
               </w:rPr>
               <w:t>SLM fails VRAM budget on production hardware</w:t>
+            </w:r>
+          </w:p>
+          <w:p>
+            <w:pPr>
+              <w:rPr>
+                <w:sz w:val="18"/>
+                <w:szCs w:val="18"/>
+              </w:rPr>
+            </w:pPr>
+          </w:p>
+          <w:p>
+            <w:r>
+              <w:rPr>
+                <w:sz w:val="18"/>
+                <w:szCs w:val="18"/>
+              </w:rPr>
+              <w:t xml:space="preserve">#use must should </w:t>
+            </w:r>
+            <w:proofErr w:type="spellStart"/>
+            <w:r>
+              <w:rPr>
+                <w:sz w:val="18"/>
+                <w:szCs w:val="18"/>
+              </w:rPr>
+              <w:t>could.</w:t>
+            </w:r>
+            <w:r>
+              <w:rPr>
+                <w:sz w:val="18"/>
+                <w:szCs w:val="18"/>
+              </w:rPr>
+              <w:t>must</w:t>
+            </w:r>
+            <w:proofErr w:type="spellEnd"/>
+            <w:r>
+              <w:rPr>
+                <w:sz w:val="18"/>
+                <w:szCs w:val="18"/>
+              </w:rPr>
+              <w:t xml:space="preserve"> be certain</w:t>
             </w:r>
           </w:p>
         </w:tc>
@@ -27057,12 +25430,6 @@
         </w:tc>
       </w:tr>
       <w:tr>
-        <w:tblPrEx>
-          <w:tblCellMar>
-            <w:top w:w="0" w:type="dxa"/>
-            <w:bottom w:w="0" w:type="dxa"/>
-          </w:tblCellMar>
-        </w:tblPrEx>
         <w:tc>
           <w:tcPr>
             <w:tcW w:w="2600" w:type="dxa"/>
@@ -27175,12 +25542,6 @@
         </w:tc>
       </w:tr>
       <w:tr>
-        <w:tblPrEx>
-          <w:tblCellMar>
-            <w:top w:w="0" w:type="dxa"/>
-            <w:bottom w:w="0" w:type="dxa"/>
-          </w:tblCellMar>
-        </w:tblPrEx>
         <w:tc>
           <w:tcPr>
             <w:tcW w:w="2600" w:type="dxa"/>
@@ -27284,40 +25645,12 @@
                 <w:sz w:val="18"/>
                 <w:szCs w:val="18"/>
               </w:rPr>
-              <w:t>Accepted.</w:t>
-            </w:r>
-            <w:r>
-              <w:rPr>
-                <w:b/>
-                <w:bCs/>
-                <w:color w:val="4A5568"/>
-                <w:sz w:val="18"/>
-                <w:szCs w:val="18"/>
-              </w:rPr>
-              <w:t xml:space="preserve"> </w:t>
-            </w:r>
-            <w:proofErr w:type="gramStart"/>
-            <w:r>
-              <w:rPr>
-                <w:b/>
-                <w:bCs/>
-                <w:color w:val="4A5568"/>
-                <w:sz w:val="18"/>
-                <w:szCs w:val="18"/>
-              </w:rPr>
-              <w:t>Post-v1</w:t>
-            </w:r>
-            <w:proofErr w:type="gramEnd"/>
+              <w:t>Accepted. Post-v1</w:t>
+            </w:r>
           </w:p>
         </w:tc>
       </w:tr>
       <w:tr>
-        <w:tblPrEx>
-          <w:tblCellMar>
-            <w:top w:w="0" w:type="dxa"/>
-            <w:bottom w:w="0" w:type="dxa"/>
-          </w:tblCellMar>
-        </w:tblPrEx>
         <w:tc>
           <w:tcPr>
             <w:tcW w:w="2600" w:type="dxa"/>
@@ -27430,12 +25763,6 @@
         </w:tc>
       </w:tr>
       <w:tr>
-        <w:tblPrEx>
-          <w:tblCellMar>
-            <w:top w:w="0" w:type="dxa"/>
-            <w:bottom w:w="0" w:type="dxa"/>
-          </w:tblCellMar>
-        </w:tblPrEx>
         <w:tc>
           <w:tcPr>
             <w:tcW w:w="2600" w:type="dxa"/>
@@ -27545,12 +25872,6 @@
         </w:tc>
       </w:tr>
       <w:tr>
-        <w:tblPrEx>
-          <w:tblCellMar>
-            <w:top w:w="0" w:type="dxa"/>
-            <w:bottom w:w="0" w:type="dxa"/>
-          </w:tblCellMar>
-        </w:tblPrEx>
         <w:tc>
           <w:tcPr>
             <w:tcW w:w="2600" w:type="dxa"/>
@@ -27691,12 +26012,6 @@
         </w:tc>
       </w:tr>
       <w:tr>
-        <w:tblPrEx>
-          <w:tblCellMar>
-            <w:top w:w="0" w:type="dxa"/>
-            <w:bottom w:w="0" w:type="dxa"/>
-          </w:tblCellMar>
-        </w:tblPrEx>
         <w:tc>
           <w:tcPr>
             <w:tcW w:w="2600" w:type="dxa"/>
@@ -27834,12 +26149,6 @@
         </w:tc>
       </w:tr>
       <w:tr>
-        <w:tblPrEx>
-          <w:tblCellMar>
-            <w:top w:w="0" w:type="dxa"/>
-            <w:bottom w:w="0" w:type="dxa"/>
-          </w:tblCellMar>
-        </w:tblPrEx>
         <w:tc>
           <w:tcPr>
             <w:tcW w:w="2600" w:type="dxa"/>
@@ -27966,12 +26275,6 @@
         </w:tc>
       </w:tr>
       <w:tr>
-        <w:tblPrEx>
-          <w:tblCellMar>
-            <w:top w:w="0" w:type="dxa"/>
-            <w:bottom w:w="0" w:type="dxa"/>
-          </w:tblCellMar>
-        </w:tblPrEx>
         <w:tc>
           <w:tcPr>
             <w:tcW w:w="2600" w:type="dxa"/>
@@ -28075,17 +26378,7 @@
                 <w:sz w:val="18"/>
                 <w:szCs w:val="18"/>
               </w:rPr>
-              <w:t>Accepted.</w:t>
-            </w:r>
-            <w:r>
-              <w:rPr>
-                <w:b/>
-                <w:bCs/>
-                <w:color w:val="0D7377"/>
-                <w:sz w:val="18"/>
-                <w:szCs w:val="18"/>
-              </w:rPr>
-              <w:t xml:space="preserve"> Fallback Active</w:t>
+              <w:t>Accepted. Fallback Active</w:t>
             </w:r>
           </w:p>
         </w:tc>
@@ -28128,16 +26421,11 @@
       </w:r>
       <w:proofErr w:type="spellEnd"/>
       <w:r>
-        <w:t xml:space="preserve"> represents a purpose-built, AI-augmented data quality platform designed specifically to meet the operational realities of KKM's Nutrition Division. It handles the full lifecycle of health and nutrition </w:t>
-      </w:r>
-      <w:proofErr w:type="gramStart"/>
-      <w:r>
-        <w:t xml:space="preserve">data </w:t>
+        <w:t xml:space="preserve"> represents a purpose-built, AI-augmented data quality platform designed specifically to meet the operational realities of KKM's Nutrition Division. It handles the full lifecycle of health and nutrition data </w:t>
       </w:r>
       <w:r>
         <w:t>.</w:t>
       </w:r>
-      <w:proofErr w:type="gramEnd"/>
       <w:r>
         <w:t xml:space="preserve"> from raw file ingestion through intelligent cleaning, AI-generated bilingual insights, predictive risk analytics, and publication-grade report </w:t>
       </w:r>
@@ -28173,10 +26461,7 @@
       </w:pPr>
       <w:bookmarkStart w:id="45" w:name="_Toc229724922"/>
       <w:r>
-        <w:t>11.2 Post</w:t>
-      </w:r>
-      <w:r>
-        <w:t>-v1 Roadmap</w:t>
+        <w:t>11.2 Post-v1 Roadmap</w:t>
       </w:r>
       <w:bookmarkEnd w:id="45"/>
     </w:p>
@@ -28208,12 +26493,6 @@
         <w:gridCol w:w="4160"/>
       </w:tblGrid>
       <w:tr>
-        <w:tblPrEx>
-          <w:tblCellMar>
-            <w:top w:w="0" w:type="dxa"/>
-            <w:bottom w:w="0" w:type="dxa"/>
-          </w:tblCellMar>
-        </w:tblPrEx>
         <w:tc>
           <w:tcPr>
             <w:tcW w:w="1200" w:type="dxa"/>
@@ -28300,12 +26579,6 @@
         </w:tc>
       </w:tr>
       <w:tr>
-        <w:tblPrEx>
-          <w:tblCellMar>
-            <w:top w:w="0" w:type="dxa"/>
-            <w:bottom w:w="0" w:type="dxa"/>
-          </w:tblCellMar>
-        </w:tblPrEx>
         <w:tc>
           <w:tcPr>
             <w:tcW w:w="1200" w:type="dxa"/>
@@ -28386,12 +26659,6 @@
         </w:tc>
       </w:tr>
       <w:tr>
-        <w:tblPrEx>
-          <w:tblCellMar>
-            <w:top w:w="0" w:type="dxa"/>
-            <w:bottom w:w="0" w:type="dxa"/>
-          </w:tblCellMar>
-        </w:tblPrEx>
         <w:tc>
           <w:tcPr>
             <w:tcW w:w="1200" w:type="dxa"/>
@@ -28475,12 +26742,6 @@
         </w:tc>
       </w:tr>
       <w:tr>
-        <w:tblPrEx>
-          <w:tblCellMar>
-            <w:top w:w="0" w:type="dxa"/>
-            <w:bottom w:w="0" w:type="dxa"/>
-          </w:tblCellMar>
-        </w:tblPrEx>
         <w:tc>
           <w:tcPr>
             <w:tcW w:w="1200" w:type="dxa"/>
@@ -28561,12 +26822,6 @@
         </w:tc>
       </w:tr>
       <w:tr>
-        <w:tblPrEx>
-          <w:tblCellMar>
-            <w:top w:w="0" w:type="dxa"/>
-            <w:bottom w:w="0" w:type="dxa"/>
-          </w:tblCellMar>
-        </w:tblPrEx>
         <w:tc>
           <w:tcPr>
             <w:tcW w:w="1200" w:type="dxa"/>
@@ -28650,12 +26905,6 @@
         </w:tc>
       </w:tr>
       <w:tr>
-        <w:tblPrEx>
-          <w:tblCellMar>
-            <w:top w:w="0" w:type="dxa"/>
-            <w:bottom w:w="0" w:type="dxa"/>
-          </w:tblCellMar>
-        </w:tblPrEx>
         <w:tc>
           <w:tcPr>
             <w:tcW w:w="1200" w:type="dxa"/>
@@ -28736,12 +26985,6 @@
         </w:tc>
       </w:tr>
       <w:tr>
-        <w:tblPrEx>
-          <w:tblCellMar>
-            <w:top w:w="0" w:type="dxa"/>
-            <w:bottom w:w="0" w:type="dxa"/>
-          </w:tblCellMar>
-        </w:tblPrEx>
         <w:tc>
           <w:tcPr>
             <w:tcW w:w="1200" w:type="dxa"/>
@@ -28825,12 +27068,6 @@
         </w:tc>
       </w:tr>
       <w:tr>
-        <w:tblPrEx>
-          <w:tblCellMar>
-            <w:top w:w="0" w:type="dxa"/>
-            <w:bottom w:w="0" w:type="dxa"/>
-          </w:tblCellMar>
-        </w:tblPrEx>
         <w:tc>
           <w:tcPr>
             <w:tcW w:w="1200" w:type="dxa"/>
@@ -28911,12 +27148,6 @@
         </w:tc>
       </w:tr>
       <w:tr>
-        <w:tblPrEx>
-          <w:tblCellMar>
-            <w:top w:w="0" w:type="dxa"/>
-            <w:bottom w:w="0" w:type="dxa"/>
-          </w:tblCellMar>
-        </w:tblPrEx>
         <w:tc>
           <w:tcPr>
             <w:tcW w:w="1200" w:type="dxa"/>
@@ -29004,7 +27235,17 @@
       <w:r>
         <w:br w:type="page"/>
       </w:r>
+      <w:r>
+        <w:lastRenderedPageBreak/>
+        <w:t xml:space="preserve">Moscow project management </w:t>
+      </w:r>
+      <w:proofErr w:type="spellStart"/>
+      <w:r>
+        <w:t>priotory</w:t>
+      </w:r>
+      <w:proofErr w:type="spellEnd"/>
     </w:p>
+    <w:p/>
     <w:p>
       <w:pPr>
         <w:pStyle w:val="Heading1"/>
@@ -29014,7 +27255,6 @@
       </w:pPr>
       <w:bookmarkStart w:id="46" w:name="_Toc229724923"/>
       <w:r>
-        <w:lastRenderedPageBreak/>
         <w:t xml:space="preserve">Appendix </w:t>
       </w:r>
       <w:r>
@@ -29070,12 +27310,6 @@
         <w:gridCol w:w="2960"/>
       </w:tblGrid>
       <w:tr>
-        <w:tblPrEx>
-          <w:tblCellMar>
-            <w:top w:w="0" w:type="dxa"/>
-            <w:bottom w:w="0" w:type="dxa"/>
-          </w:tblCellMar>
-        </w:tblPrEx>
         <w:tc>
           <w:tcPr>
             <w:tcW w:w="500" w:type="dxa"/>
@@ -29190,12 +27424,6 @@
         </w:tc>
       </w:tr>
       <w:tr>
-        <w:tblPrEx>
-          <w:tblCellMar>
-            <w:top w:w="0" w:type="dxa"/>
-            <w:bottom w:w="0" w:type="dxa"/>
-          </w:tblCellMar>
-        </w:tblPrEx>
         <w:tc>
           <w:tcPr>
             <w:tcW w:w="500" w:type="dxa"/>
@@ -29323,12 +27551,6 @@
         </w:tc>
       </w:tr>
       <w:tr>
-        <w:tblPrEx>
-          <w:tblCellMar>
-            <w:top w:w="0" w:type="dxa"/>
-            <w:bottom w:w="0" w:type="dxa"/>
-          </w:tblCellMar>
-        </w:tblPrEx>
         <w:tc>
           <w:tcPr>
             <w:tcW w:w="500" w:type="dxa"/>
@@ -29469,12 +27691,6 @@
         </w:tc>
       </w:tr>
       <w:tr>
-        <w:tblPrEx>
-          <w:tblCellMar>
-            <w:top w:w="0" w:type="dxa"/>
-            <w:bottom w:w="0" w:type="dxa"/>
-          </w:tblCellMar>
-        </w:tblPrEx>
         <w:tc>
           <w:tcPr>
             <w:tcW w:w="500" w:type="dxa"/>
@@ -29630,12 +27846,6 @@
         </w:tc>
       </w:tr>
       <w:tr>
-        <w:tblPrEx>
-          <w:tblCellMar>
-            <w:top w:w="0" w:type="dxa"/>
-            <w:bottom w:w="0" w:type="dxa"/>
-          </w:tblCellMar>
-        </w:tblPrEx>
         <w:tc>
           <w:tcPr>
             <w:tcW w:w="500" w:type="dxa"/>
@@ -29762,12 +27972,6 @@
         </w:tc>
       </w:tr>
       <w:tr>
-        <w:tblPrEx>
-          <w:tblCellMar>
-            <w:top w:w="0" w:type="dxa"/>
-            <w:bottom w:w="0" w:type="dxa"/>
-          </w:tblCellMar>
-        </w:tblPrEx>
         <w:tc>
           <w:tcPr>
             <w:tcW w:w="500" w:type="dxa"/>
@@ -29877,12 +28081,6 @@
         </w:tc>
       </w:tr>
       <w:tr>
-        <w:tblPrEx>
-          <w:tblCellMar>
-            <w:top w:w="0" w:type="dxa"/>
-            <w:bottom w:w="0" w:type="dxa"/>
-          </w:tblCellMar>
-        </w:tblPrEx>
         <w:tc>
           <w:tcPr>
             <w:tcW w:w="500" w:type="dxa"/>
@@ -30018,12 +28216,6 @@
         </w:tc>
       </w:tr>
       <w:tr>
-        <w:tblPrEx>
-          <w:tblCellMar>
-            <w:top w:w="0" w:type="dxa"/>
-            <w:bottom w:w="0" w:type="dxa"/>
-          </w:tblCellMar>
-        </w:tblPrEx>
         <w:tc>
           <w:tcPr>
             <w:tcW w:w="500" w:type="dxa"/>
@@ -30133,12 +28325,6 @@
         </w:tc>
       </w:tr>
       <w:tr>
-        <w:tblPrEx>
-          <w:tblCellMar>
-            <w:top w:w="0" w:type="dxa"/>
-            <w:bottom w:w="0" w:type="dxa"/>
-          </w:tblCellMar>
-        </w:tblPrEx>
         <w:tc>
           <w:tcPr>
             <w:tcW w:w="500" w:type="dxa"/>
@@ -30251,12 +28437,6 @@
         </w:tc>
       </w:tr>
       <w:tr>
-        <w:tblPrEx>
-          <w:tblCellMar>
-            <w:top w:w="0" w:type="dxa"/>
-            <w:bottom w:w="0" w:type="dxa"/>
-          </w:tblCellMar>
-        </w:tblPrEx>
         <w:tc>
           <w:tcPr>
             <w:tcW w:w="500" w:type="dxa"/>
@@ -30331,15 +28511,7 @@
                 <w:sz w:val="18"/>
                 <w:szCs w:val="18"/>
               </w:rPr>
-              <w:t xml:space="preserve">Administrative </w:t>
-            </w:r>
-            <w:proofErr w:type="gramStart"/>
-            <w:r>
-              <w:rPr>
-                <w:sz w:val="18"/>
-                <w:szCs w:val="18"/>
-              </w:rPr>
-              <w:t xml:space="preserve">dataset </w:t>
+              <w:t xml:space="preserve">Administrative dataset </w:t>
             </w:r>
             <w:r>
               <w:rPr>
@@ -30348,7 +28520,6 @@
               </w:rPr>
               <w:t>.</w:t>
             </w:r>
-            <w:proofErr w:type="gramEnd"/>
             <w:r>
               <w:rPr>
                 <w:sz w:val="18"/>
@@ -30389,12 +28560,6 @@
         </w:tc>
       </w:tr>
       <w:tr>
-        <w:tblPrEx>
-          <w:tblCellMar>
-            <w:top w:w="0" w:type="dxa"/>
-            <w:bottom w:w="0" w:type="dxa"/>
-          </w:tblCellMar>
-        </w:tblPrEx>
         <w:tc>
           <w:tcPr>
             <w:tcW w:w="500" w:type="dxa"/>
@@ -30472,15 +28637,7 @@
                 <w:sz w:val="18"/>
                 <w:szCs w:val="18"/>
               </w:rPr>
-              <w:t xml:space="preserve">Administrative </w:t>
-            </w:r>
-            <w:proofErr w:type="gramStart"/>
-            <w:r>
-              <w:rPr>
-                <w:sz w:val="18"/>
-                <w:szCs w:val="18"/>
-              </w:rPr>
-              <w:t xml:space="preserve">dataset </w:t>
+              <w:t xml:space="preserve">Administrative dataset </w:t>
             </w:r>
             <w:r>
               <w:rPr>
@@ -30489,7 +28646,6 @@
               </w:rPr>
               <w:t>.</w:t>
             </w:r>
-            <w:proofErr w:type="gramEnd"/>
             <w:r>
               <w:rPr>
                 <w:sz w:val="18"/>
@@ -30596,12 +28752,6 @@
         <w:gridCol w:w="3660"/>
       </w:tblGrid>
       <w:tr>
-        <w:tblPrEx>
-          <w:tblCellMar>
-            <w:top w:w="0" w:type="dxa"/>
-            <w:bottom w:w="0" w:type="dxa"/>
-          </w:tblCellMar>
-        </w:tblPrEx>
         <w:tc>
           <w:tcPr>
             <w:tcW w:w="500" w:type="dxa"/>
@@ -30688,12 +28838,6 @@
         </w:tc>
       </w:tr>
       <w:tr>
-        <w:tblPrEx>
-          <w:tblCellMar>
-            <w:top w:w="0" w:type="dxa"/>
-            <w:bottom w:w="0" w:type="dxa"/>
-          </w:tblCellMar>
-        </w:tblPrEx>
         <w:tc>
           <w:tcPr>
             <w:tcW w:w="500" w:type="dxa"/>
@@ -30774,12 +28918,6 @@
         </w:tc>
       </w:tr>
       <w:tr>
-        <w:tblPrEx>
-          <w:tblCellMar>
-            <w:top w:w="0" w:type="dxa"/>
-            <w:bottom w:w="0" w:type="dxa"/>
-          </w:tblCellMar>
-        </w:tblPrEx>
         <w:tc>
           <w:tcPr>
             <w:tcW w:w="500" w:type="dxa"/>
@@ -30863,12 +29001,6 @@
         </w:tc>
       </w:tr>
       <w:tr>
-        <w:tblPrEx>
-          <w:tblCellMar>
-            <w:top w:w="0" w:type="dxa"/>
-            <w:bottom w:w="0" w:type="dxa"/>
-          </w:tblCellMar>
-        </w:tblPrEx>
         <w:tc>
           <w:tcPr>
             <w:tcW w:w="500" w:type="dxa"/>
@@ -30949,12 +29081,6 @@
         </w:tc>
       </w:tr>
       <w:tr>
-        <w:tblPrEx>
-          <w:tblCellMar>
-            <w:top w:w="0" w:type="dxa"/>
-            <w:bottom w:w="0" w:type="dxa"/>
-          </w:tblCellMar>
-        </w:tblPrEx>
         <w:tc>
           <w:tcPr>
             <w:tcW w:w="500" w:type="dxa"/>
@@ -31038,12 +29164,6 @@
         </w:tc>
       </w:tr>
       <w:tr>
-        <w:tblPrEx>
-          <w:tblCellMar>
-            <w:top w:w="0" w:type="dxa"/>
-            <w:bottom w:w="0" w:type="dxa"/>
-          </w:tblCellMar>
-        </w:tblPrEx>
         <w:tc>
           <w:tcPr>
             <w:tcW w:w="500" w:type="dxa"/>
@@ -31092,15 +29212,7 @@
                 <w:sz w:val="18"/>
                 <w:szCs w:val="18"/>
               </w:rPr>
-              <w:t xml:space="preserve">Bilingual infrastructure </w:t>
-            </w:r>
-            <w:proofErr w:type="gramStart"/>
-            <w:r>
-              <w:rPr>
-                <w:sz w:val="18"/>
-                <w:szCs w:val="18"/>
-              </w:rPr>
-              <w:t xml:space="preserve">decision </w:t>
+              <w:t xml:space="preserve">Bilingual infrastructure decision </w:t>
             </w:r>
             <w:r>
               <w:rPr>
@@ -31109,7 +29221,6 @@
               </w:rPr>
               <w:t>.</w:t>
             </w:r>
-            <w:proofErr w:type="gramEnd"/>
             <w:r>
               <w:rPr>
                 <w:sz w:val="18"/>
@@ -31147,12 +29258,6 @@
         </w:tc>
       </w:tr>
       <w:tr>
-        <w:tblPrEx>
-          <w:tblCellMar>
-            <w:top w:w="0" w:type="dxa"/>
-            <w:bottom w:w="0" w:type="dxa"/>
-          </w:tblCellMar>
-        </w:tblPrEx>
         <w:tc>
           <w:tcPr>
             <w:tcW w:w="500" w:type="dxa"/>
@@ -31236,12 +29341,6 @@
         </w:tc>
       </w:tr>
       <w:tr>
-        <w:tblPrEx>
-          <w:tblCellMar>
-            <w:top w:w="0" w:type="dxa"/>
-            <w:bottom w:w="0" w:type="dxa"/>
-          </w:tblCellMar>
-        </w:tblPrEx>
         <w:tc>
           <w:tcPr>
             <w:tcW w:w="500" w:type="dxa"/>
@@ -31264,6 +29363,7 @@
                 <w:sz w:val="18"/>
                 <w:szCs w:val="18"/>
               </w:rPr>
+              <w:lastRenderedPageBreak/>
               <w:t>14</w:t>
             </w:r>
           </w:p>
@@ -31322,12 +29422,6 @@
         </w:tc>
       </w:tr>
       <w:tr>
-        <w:tblPrEx>
-          <w:tblCellMar>
-            <w:top w:w="0" w:type="dxa"/>
-            <w:bottom w:w="0" w:type="dxa"/>
-          </w:tblCellMar>
-        </w:tblPrEx>
         <w:tc>
           <w:tcPr>
             <w:tcW w:w="500" w:type="dxa"/>
@@ -31411,12 +29505,6 @@
         </w:tc>
       </w:tr>
       <w:tr>
-        <w:tblPrEx>
-          <w:tblCellMar>
-            <w:top w:w="0" w:type="dxa"/>
-            <w:bottom w:w="0" w:type="dxa"/>
-          </w:tblCellMar>
-        </w:tblPrEx>
         <w:tc>
           <w:tcPr>
             <w:tcW w:w="500" w:type="dxa"/>
@@ -31439,7 +29527,6 @@
                 <w:sz w:val="18"/>
                 <w:szCs w:val="18"/>
               </w:rPr>
-              <w:lastRenderedPageBreak/>
               <w:t>20</w:t>
             </w:r>
           </w:p>
@@ -31466,31 +29553,7 @@
                 <w:sz w:val="18"/>
                 <w:szCs w:val="18"/>
               </w:rPr>
-              <w:t xml:space="preserve">UI </w:t>
-            </w:r>
-            <w:proofErr w:type="gramStart"/>
-            <w:r>
-              <w:rPr>
-                <w:sz w:val="18"/>
-                <w:szCs w:val="18"/>
-              </w:rPr>
-              <w:t>spec</w:t>
-            </w:r>
-            <w:proofErr w:type="gramEnd"/>
-            <w:r>
-              <w:rPr>
-                <w:sz w:val="18"/>
-                <w:szCs w:val="18"/>
-              </w:rPr>
-              <w:t xml:space="preserve"> </w:t>
-            </w:r>
-            <w:proofErr w:type="gramStart"/>
-            <w:r>
-              <w:rPr>
-                <w:sz w:val="18"/>
-                <w:szCs w:val="18"/>
-              </w:rPr>
-              <w:t xml:space="preserve">refactor </w:t>
+              <w:t xml:space="preserve">UI spec refactor </w:t>
             </w:r>
             <w:r>
               <w:rPr>
@@ -31499,7 +29562,6 @@
               </w:rPr>
               <w:t>.</w:t>
             </w:r>
-            <w:proofErr w:type="gramEnd"/>
             <w:r>
               <w:rPr>
                 <w:sz w:val="18"/>
@@ -31605,12 +29667,6 @@
         <w:gridCol w:w="3360"/>
       </w:tblGrid>
       <w:tr>
-        <w:tblPrEx>
-          <w:tblCellMar>
-            <w:top w:w="0" w:type="dxa"/>
-            <w:bottom w:w="0" w:type="dxa"/>
-          </w:tblCellMar>
-        </w:tblPrEx>
         <w:tc>
           <w:tcPr>
             <w:tcW w:w="2400" w:type="dxa"/>
@@ -31697,12 +29753,6 @@
         </w:tc>
       </w:tr>
       <w:tr>
-        <w:tblPrEx>
-          <w:tblCellMar>
-            <w:top w:w="0" w:type="dxa"/>
-            <w:bottom w:w="0" w:type="dxa"/>
-          </w:tblCellMar>
-        </w:tblPrEx>
         <w:tc>
           <w:tcPr>
             <w:tcW w:w="2400" w:type="dxa"/>
@@ -31783,12 +29833,6 @@
         </w:tc>
       </w:tr>
       <w:tr>
-        <w:tblPrEx>
-          <w:tblCellMar>
-            <w:top w:w="0" w:type="dxa"/>
-            <w:bottom w:w="0" w:type="dxa"/>
-          </w:tblCellMar>
-        </w:tblPrEx>
         <w:tc>
           <w:tcPr>
             <w:tcW w:w="2400" w:type="dxa"/>
@@ -31881,12 +29925,6 @@
         </w:tc>
       </w:tr>
       <w:tr>
-        <w:tblPrEx>
-          <w:tblCellMar>
-            <w:top w:w="0" w:type="dxa"/>
-            <w:bottom w:w="0" w:type="dxa"/>
-          </w:tblCellMar>
-        </w:tblPrEx>
         <w:tc>
           <w:tcPr>
             <w:tcW w:w="2400" w:type="dxa"/>
@@ -32008,12 +30046,6 @@
         </w:tc>
       </w:tr>
       <w:tr>
-        <w:tblPrEx>
-          <w:tblCellMar>
-            <w:top w:w="0" w:type="dxa"/>
-            <w:bottom w:w="0" w:type="dxa"/>
-          </w:tblCellMar>
-        </w:tblPrEx>
         <w:tc>
           <w:tcPr>
             <w:tcW w:w="2400" w:type="dxa"/>
@@ -32097,12 +30129,6 @@
         </w:tc>
       </w:tr>
       <w:tr>
-        <w:tblPrEx>
-          <w:tblCellMar>
-            <w:top w:w="0" w:type="dxa"/>
-            <w:bottom w:w="0" w:type="dxa"/>
-          </w:tblCellMar>
-        </w:tblPrEx>
         <w:tc>
           <w:tcPr>
             <w:tcW w:w="2400" w:type="dxa"/>
@@ -32183,12 +30209,6 @@
         </w:tc>
       </w:tr>
       <w:tr>
-        <w:tblPrEx>
-          <w:tblCellMar>
-            <w:top w:w="0" w:type="dxa"/>
-            <w:bottom w:w="0" w:type="dxa"/>
-          </w:tblCellMar>
-        </w:tblPrEx>
         <w:tc>
           <w:tcPr>
             <w:tcW w:w="2400" w:type="dxa"/>
@@ -32272,12 +30292,6 @@
         </w:tc>
       </w:tr>
       <w:tr>
-        <w:tblPrEx>
-          <w:tblCellMar>
-            <w:top w:w="0" w:type="dxa"/>
-            <w:bottom w:w="0" w:type="dxa"/>
-          </w:tblCellMar>
-        </w:tblPrEx>
         <w:tc>
           <w:tcPr>
             <w:tcW w:w="2400" w:type="dxa"/>
@@ -32419,43 +30433,7 @@
         <w:sz w:val="16"/>
         <w:szCs w:val="16"/>
       </w:rPr>
-      <w:t xml:space="preserve">Version </w:t>
-    </w:r>
-    <w:proofErr w:type="gramStart"/>
-    <w:r>
-      <w:rPr>
-        <w:color w:val="4A5568"/>
-        <w:sz w:val="16"/>
-        <w:szCs w:val="16"/>
-      </w:rPr>
-      <w:t>1.0  |</w:t>
-    </w:r>
-    <w:proofErr w:type="gramEnd"/>
-    <w:r>
-      <w:rPr>
-        <w:color w:val="4A5568"/>
-        <w:sz w:val="16"/>
-        <w:szCs w:val="16"/>
-      </w:rPr>
-      <w:t xml:space="preserve">  15 May </w:t>
-    </w:r>
-    <w:proofErr w:type="gramStart"/>
-    <w:r>
-      <w:rPr>
-        <w:color w:val="4A5568"/>
-        <w:sz w:val="16"/>
-        <w:szCs w:val="16"/>
-      </w:rPr>
-      <w:t>2026  |</w:t>
-    </w:r>
-    <w:proofErr w:type="gramEnd"/>
-    <w:r>
-      <w:rPr>
-        <w:color w:val="4A5568"/>
-        <w:sz w:val="16"/>
-        <w:szCs w:val="16"/>
-      </w:rPr>
-      <w:t xml:space="preserve">  Page </w:t>
+      <w:t xml:space="preserve">Version 1.0  |  15 May 2026  |  Page </w:t>
     </w:r>
     <w:r>
       <w:rPr>
@@ -32595,16 +30573,7 @@
         <w:sz w:val="16"/>
         <w:szCs w:val="16"/>
       </w:rPr>
-      <w:t xml:space="preserve"> — Technical System </w:t>
-    </w:r>
-    <w:proofErr w:type="gramStart"/>
-    <w:r>
-      <w:rPr>
-        <w:color w:val="1B2A4A"/>
-        <w:sz w:val="16"/>
-        <w:szCs w:val="16"/>
-      </w:rPr>
-      <w:t>Design</w:t>
+      <w:t xml:space="preserve"> — Technical System Design</w:t>
     </w:r>
     <w:r>
       <w:rPr>
@@ -32612,34 +30581,7 @@
         <w:sz w:val="16"/>
         <w:szCs w:val="16"/>
       </w:rPr>
-      <w:t xml:space="preserve">  |</w:t>
-    </w:r>
-    <w:proofErr w:type="gramEnd"/>
-    <w:r>
-      <w:rPr>
-        <w:color w:val="4A5568"/>
-        <w:sz w:val="16"/>
-        <w:szCs w:val="16"/>
-      </w:rPr>
-      <w:t xml:space="preserve">  Kementerian Kesihatan </w:t>
-    </w:r>
-    <w:proofErr w:type="gramStart"/>
-    <w:r>
-      <w:rPr>
-        <w:color w:val="4A5568"/>
-        <w:sz w:val="16"/>
-        <w:szCs w:val="16"/>
-      </w:rPr>
-      <w:t>Malaysia  |</w:t>
-    </w:r>
-    <w:proofErr w:type="gramEnd"/>
-    <w:r>
-      <w:rPr>
-        <w:color w:val="4A5568"/>
-        <w:sz w:val="16"/>
-        <w:szCs w:val="16"/>
-      </w:rPr>
-      <w:t xml:space="preserve">  </w:t>
+      <w:t xml:space="preserve">  |  Kementerian Kesihatan Malaysia  |  </w:t>
     </w:r>
   </w:p>
 </w:hdr>
@@ -33352,6 +31294,7 @@
   <w:style w:type="character" w:default="1" w:styleId="DefaultParagraphFont">
     <w:name w:val="Default Paragraph Font"/>
     <w:uiPriority w:val="1"/>
+    <w:semiHidden/>
     <w:unhideWhenUsed/>
   </w:style>
   <w:style w:type="table" w:default="1" w:styleId="TableNormal">
